--- a/דוח/תחילת כתיבת דוח.docx
+++ b/דוח/תחילת כתיבת דוח.docx
@@ -1583,7 +1583,7 @@
                     </pic:cNvPicPr>
                   </pic:nvPicPr>
                   <pic:blipFill>
-                    <a:blip r:embed="rId4">
+                    <a:blip r:embed="rId6">
                       <a:extLst>
                         <a:ext uri="{28A0092B-C50C-407E-A947-70E740481C1C}">
                           <a14:useLocalDpi xmlns:a14="http://schemas.microsoft.com/office/drawing/2010/main" val="0"/>
@@ -1645,7 +1645,6 @@
     <w:p>
       <w:pPr>
         <w:rPr>
-          <w:rFonts w:hint="cs"/>
           <w:rtl/>
         </w:rPr>
       </w:pPr>
@@ -1778,7 +1777,7 @@
                     </pic:cNvPicPr>
                   </pic:nvPicPr>
                   <pic:blipFill>
-                    <a:blip r:embed="rId5">
+                    <a:blip r:embed="rId7">
                       <a:extLst>
                         <a:ext uri="{28A0092B-C50C-407E-A947-70E740481C1C}">
                           <a14:useLocalDpi xmlns:a14="http://schemas.microsoft.com/office/drawing/2010/main" val="0"/>
@@ -2050,7 +2049,7 @@
                     </pic:cNvPicPr>
                   </pic:nvPicPr>
                   <pic:blipFill>
-                    <a:blip r:embed="rId6" cstate="print">
+                    <a:blip r:embed="rId8" cstate="print">
                       <a:extLst>
                         <a:ext uri="{28A0092B-C50C-407E-A947-70E740481C1C}">
                           <a14:useLocalDpi xmlns:a14="http://schemas.microsoft.com/office/drawing/2010/main" val="0"/>
@@ -2184,7 +2183,7 @@
                     </pic:cNvPicPr>
                   </pic:nvPicPr>
                   <pic:blipFill>
-                    <a:blip r:embed="rId7" cstate="print">
+                    <a:blip r:embed="rId9" cstate="print">
                       <a:extLst>
                         <a:ext uri="{28A0092B-C50C-407E-A947-70E740481C1C}">
                           <a14:useLocalDpi xmlns:a14="http://schemas.microsoft.com/office/drawing/2010/main" val="0"/>
@@ -2471,220 +2470,6 @@
                 <pic:pic xmlns:pic="http://schemas.openxmlformats.org/drawingml/2006/picture">
                   <pic:nvPicPr>
                     <pic:cNvPr id="0" name="Picture 1"/>
-                    <pic:cNvPicPr>
-                      <a:picLocks noChangeAspect="1" noChangeArrowheads="1"/>
-                    </pic:cNvPicPr>
-                  </pic:nvPicPr>
-                  <pic:blipFill>
-                    <a:blip r:embed="rId8" cstate="print">
-                      <a:extLst>
-                        <a:ext uri="{28A0092B-C50C-407E-A947-70E740481C1C}">
-                          <a14:useLocalDpi xmlns:a14="http://schemas.microsoft.com/office/drawing/2010/main" val="0"/>
-                        </a:ext>
-                      </a:extLst>
-                    </a:blip>
-                    <a:srcRect/>
-                    <a:stretch>
-                      <a:fillRect/>
-                    </a:stretch>
-                  </pic:blipFill>
-                  <pic:spPr bwMode="auto">
-                    <a:xfrm>
-                      <a:off x="0" y="0"/>
-                      <a:ext cx="5263515" cy="7021195"/>
-                    </a:xfrm>
-                    <a:prstGeom prst="rect">
-                      <a:avLst/>
-                    </a:prstGeom>
-                    <a:noFill/>
-                    <a:ln>
-                      <a:noFill/>
-                    </a:ln>
-                  </pic:spPr>
-                </pic:pic>
-              </a:graphicData>
-            </a:graphic>
-          </wp:inline>
-        </w:drawing>
-      </w:r>
-    </w:p>
-    <w:p>
-      <w:pPr>
-        <w:rPr>
-          <w:rFonts w:hint="cs"/>
-          <w:rtl/>
-        </w:rPr>
-      </w:pPr>
-    </w:p>
-    <w:p>
-      <w:pPr>
-        <w:rPr>
-          <w:rtl/>
-        </w:rPr>
-      </w:pPr>
-      <w:r>
-        <w:rPr>
-          <w:rFonts w:hint="cs"/>
-          <w:rtl/>
-        </w:rPr>
-        <w:t>ופן</w:t>
-      </w:r>
-    </w:p>
-    <w:p>
-      <w:pPr>
-        <w:rPr>
-          <w:rtl/>
-        </w:rPr>
-      </w:pPr>
-    </w:p>
-    <w:p>
-      <w:pPr>
-        <w:rPr>
-          <w:rtl/>
-        </w:rPr>
-      </w:pPr>
-    </w:p>
-    <w:p>
-      <w:pPr>
-        <w:rPr>
-          <w:rtl/>
-        </w:rPr>
-      </w:pPr>
-      <w:r>
-        <w:rPr>
-          <w:noProof/>
-        </w:rPr>
-        <w:lastRenderedPageBreak/>
-        <w:drawing>
-          <wp:inline distT="0" distB="0" distL="0" distR="0" wp14:anchorId="496C4EAA" wp14:editId="4A7BD714">
-            <wp:extent cx="5263515" cy="7021195"/>
-            <wp:effectExtent l="0" t="0" r="0" b="8255"/>
-            <wp:docPr id="6" name="תמונה 6"/>
-            <wp:cNvGraphicFramePr>
-              <a:graphicFrameLocks xmlns:a="http://schemas.openxmlformats.org/drawingml/2006/main" noChangeAspect="1"/>
-            </wp:cNvGraphicFramePr>
-            <a:graphic xmlns:a="http://schemas.openxmlformats.org/drawingml/2006/main">
-              <a:graphicData uri="http://schemas.openxmlformats.org/drawingml/2006/picture">
-                <pic:pic xmlns:pic="http://schemas.openxmlformats.org/drawingml/2006/picture">
-                  <pic:nvPicPr>
-                    <pic:cNvPr id="0" name="Picture 2"/>
-                    <pic:cNvPicPr>
-                      <a:picLocks noChangeAspect="1" noChangeArrowheads="1"/>
-                    </pic:cNvPicPr>
-                  </pic:nvPicPr>
-                  <pic:blipFill>
-                    <a:blip r:embed="rId9" cstate="print">
-                      <a:extLst>
-                        <a:ext uri="{28A0092B-C50C-407E-A947-70E740481C1C}">
-                          <a14:useLocalDpi xmlns:a14="http://schemas.microsoft.com/office/drawing/2010/main" val="0"/>
-                        </a:ext>
-                      </a:extLst>
-                    </a:blip>
-                    <a:srcRect/>
-                    <a:stretch>
-                      <a:fillRect/>
-                    </a:stretch>
-                  </pic:blipFill>
-                  <pic:spPr bwMode="auto">
-                    <a:xfrm>
-                      <a:off x="0" y="0"/>
-                      <a:ext cx="5263515" cy="7021195"/>
-                    </a:xfrm>
-                    <a:prstGeom prst="rect">
-                      <a:avLst/>
-                    </a:prstGeom>
-                    <a:noFill/>
-                    <a:ln>
-                      <a:noFill/>
-                    </a:ln>
-                  </pic:spPr>
-                </pic:pic>
-              </a:graphicData>
-            </a:graphic>
-          </wp:inline>
-        </w:drawing>
-      </w:r>
-    </w:p>
-    <w:p>
-      <w:pPr>
-        <w:rPr>
-          <w:rtl/>
-        </w:rPr>
-      </w:pPr>
-    </w:p>
-    <w:p>
-      <w:pPr>
-        <w:rPr>
-          <w:rtl/>
-        </w:rPr>
-      </w:pPr>
-    </w:p>
-    <w:p>
-      <w:pPr>
-        <w:rPr>
-          <w:rtl/>
-        </w:rPr>
-      </w:pPr>
-    </w:p>
-    <w:p>
-      <w:pPr>
-        <w:rPr>
-          <w:rtl/>
-        </w:rPr>
-      </w:pPr>
-    </w:p>
-    <w:p>
-      <w:pPr>
-        <w:rPr>
-          <w:rtl/>
-        </w:rPr>
-      </w:pPr>
-    </w:p>
-    <w:p>
-      <w:pPr>
-        <w:rPr>
-          <w:rtl/>
-        </w:rPr>
-      </w:pPr>
-    </w:p>
-    <w:p>
-      <w:pPr>
-        <w:rPr>
-          <w:rtl/>
-        </w:rPr>
-      </w:pPr>
-      <w:r>
-        <w:rPr>
-          <w:rFonts w:hint="cs"/>
-          <w:rtl/>
-        </w:rPr>
-        <w:lastRenderedPageBreak/>
-        <w:t>מטרות לפגישה 2:</w:t>
-      </w:r>
-    </w:p>
-    <w:p>
-      <w:pPr>
-        <w:rPr>
-          <w:rtl/>
-        </w:rPr>
-      </w:pPr>
-      <w:r>
-        <w:rPr>
-          <w:noProof/>
-        </w:rPr>
-        <w:drawing>
-          <wp:inline distT="0" distB="0" distL="0" distR="0" wp14:anchorId="428CB169" wp14:editId="3395854F">
-            <wp:extent cx="5263515" cy="7021195"/>
-            <wp:effectExtent l="0" t="0" r="0" b="8255"/>
-            <wp:docPr id="7" name="תמונה 7"/>
-            <wp:cNvGraphicFramePr>
-              <a:graphicFrameLocks xmlns:a="http://schemas.openxmlformats.org/drawingml/2006/main" noChangeAspect="1"/>
-            </wp:cNvGraphicFramePr>
-            <a:graphic xmlns:a="http://schemas.openxmlformats.org/drawingml/2006/main">
-              <a:graphicData uri="http://schemas.openxmlformats.org/drawingml/2006/picture">
-                <pic:pic xmlns:pic="http://schemas.openxmlformats.org/drawingml/2006/picture">
-                  <pic:nvPicPr>
-                    <pic:cNvPr id="0" name="Picture 3"/>
                     <pic:cNvPicPr>
                       <a:picLocks noChangeAspect="1" noChangeArrowheads="1"/>
                     </pic:cNvPicPr>
@@ -2735,6 +2520,219 @@
           <w:rtl/>
         </w:rPr>
       </w:pPr>
+      <w:r>
+        <w:rPr>
+          <w:rFonts w:hint="cs"/>
+          <w:rtl/>
+        </w:rPr>
+        <w:t>ופן</w:t>
+      </w:r>
+    </w:p>
+    <w:p>
+      <w:pPr>
+        <w:rPr>
+          <w:rtl/>
+        </w:rPr>
+      </w:pPr>
+    </w:p>
+    <w:p>
+      <w:pPr>
+        <w:rPr>
+          <w:rtl/>
+        </w:rPr>
+      </w:pPr>
+    </w:p>
+    <w:p>
+      <w:pPr>
+        <w:rPr>
+          <w:rtl/>
+        </w:rPr>
+      </w:pPr>
+      <w:r>
+        <w:rPr>
+          <w:noProof/>
+        </w:rPr>
+        <w:lastRenderedPageBreak/>
+        <w:drawing>
+          <wp:inline distT="0" distB="0" distL="0" distR="0" wp14:anchorId="496C4EAA" wp14:editId="4A7BD714">
+            <wp:extent cx="5263515" cy="7021195"/>
+            <wp:effectExtent l="0" t="0" r="0" b="8255"/>
+            <wp:docPr id="6" name="תמונה 6"/>
+            <wp:cNvGraphicFramePr>
+              <a:graphicFrameLocks xmlns:a="http://schemas.openxmlformats.org/drawingml/2006/main" noChangeAspect="1"/>
+            </wp:cNvGraphicFramePr>
+            <a:graphic xmlns:a="http://schemas.openxmlformats.org/drawingml/2006/main">
+              <a:graphicData uri="http://schemas.openxmlformats.org/drawingml/2006/picture">
+                <pic:pic xmlns:pic="http://schemas.openxmlformats.org/drawingml/2006/picture">
+                  <pic:nvPicPr>
+                    <pic:cNvPr id="0" name="Picture 2"/>
+                    <pic:cNvPicPr>
+                      <a:picLocks noChangeAspect="1" noChangeArrowheads="1"/>
+                    </pic:cNvPicPr>
+                  </pic:nvPicPr>
+                  <pic:blipFill>
+                    <a:blip r:embed="rId11" cstate="print">
+                      <a:extLst>
+                        <a:ext uri="{28A0092B-C50C-407E-A947-70E740481C1C}">
+                          <a14:useLocalDpi xmlns:a14="http://schemas.microsoft.com/office/drawing/2010/main" val="0"/>
+                        </a:ext>
+                      </a:extLst>
+                    </a:blip>
+                    <a:srcRect/>
+                    <a:stretch>
+                      <a:fillRect/>
+                    </a:stretch>
+                  </pic:blipFill>
+                  <pic:spPr bwMode="auto">
+                    <a:xfrm>
+                      <a:off x="0" y="0"/>
+                      <a:ext cx="5263515" cy="7021195"/>
+                    </a:xfrm>
+                    <a:prstGeom prst="rect">
+                      <a:avLst/>
+                    </a:prstGeom>
+                    <a:noFill/>
+                    <a:ln>
+                      <a:noFill/>
+                    </a:ln>
+                  </pic:spPr>
+                </pic:pic>
+              </a:graphicData>
+            </a:graphic>
+          </wp:inline>
+        </w:drawing>
+      </w:r>
+    </w:p>
+    <w:p>
+      <w:pPr>
+        <w:rPr>
+          <w:rtl/>
+        </w:rPr>
+      </w:pPr>
+    </w:p>
+    <w:p>
+      <w:pPr>
+        <w:rPr>
+          <w:rtl/>
+        </w:rPr>
+      </w:pPr>
+    </w:p>
+    <w:p>
+      <w:pPr>
+        <w:rPr>
+          <w:rtl/>
+        </w:rPr>
+      </w:pPr>
+    </w:p>
+    <w:p>
+      <w:pPr>
+        <w:rPr>
+          <w:rtl/>
+        </w:rPr>
+      </w:pPr>
+    </w:p>
+    <w:p>
+      <w:pPr>
+        <w:rPr>
+          <w:rtl/>
+        </w:rPr>
+      </w:pPr>
+    </w:p>
+    <w:p>
+      <w:pPr>
+        <w:rPr>
+          <w:rtl/>
+        </w:rPr>
+      </w:pPr>
+    </w:p>
+    <w:p>
+      <w:pPr>
+        <w:rPr>
+          <w:rtl/>
+        </w:rPr>
+      </w:pPr>
+      <w:r>
+        <w:rPr>
+          <w:rFonts w:hint="cs"/>
+          <w:rtl/>
+        </w:rPr>
+        <w:lastRenderedPageBreak/>
+        <w:t>מטרות לפגישה 2:</w:t>
+      </w:r>
+    </w:p>
+    <w:p>
+      <w:pPr>
+        <w:rPr>
+          <w:rtl/>
+        </w:rPr>
+      </w:pPr>
+      <w:r>
+        <w:rPr>
+          <w:noProof/>
+        </w:rPr>
+        <w:drawing>
+          <wp:inline distT="0" distB="0" distL="0" distR="0" wp14:anchorId="428CB169" wp14:editId="3395854F">
+            <wp:extent cx="5263515" cy="7021195"/>
+            <wp:effectExtent l="0" t="0" r="0" b="8255"/>
+            <wp:docPr id="7" name="תמונה 7"/>
+            <wp:cNvGraphicFramePr>
+              <a:graphicFrameLocks xmlns:a="http://schemas.openxmlformats.org/drawingml/2006/main" noChangeAspect="1"/>
+            </wp:cNvGraphicFramePr>
+            <a:graphic xmlns:a="http://schemas.openxmlformats.org/drawingml/2006/main">
+              <a:graphicData uri="http://schemas.openxmlformats.org/drawingml/2006/picture">
+                <pic:pic xmlns:pic="http://schemas.openxmlformats.org/drawingml/2006/picture">
+                  <pic:nvPicPr>
+                    <pic:cNvPr id="0" name="Picture 3"/>
+                    <pic:cNvPicPr>
+                      <a:picLocks noChangeAspect="1" noChangeArrowheads="1"/>
+                    </pic:cNvPicPr>
+                  </pic:nvPicPr>
+                  <pic:blipFill>
+                    <a:blip r:embed="rId12" cstate="print">
+                      <a:extLst>
+                        <a:ext uri="{28A0092B-C50C-407E-A947-70E740481C1C}">
+                          <a14:useLocalDpi xmlns:a14="http://schemas.microsoft.com/office/drawing/2010/main" val="0"/>
+                        </a:ext>
+                      </a:extLst>
+                    </a:blip>
+                    <a:srcRect/>
+                    <a:stretch>
+                      <a:fillRect/>
+                    </a:stretch>
+                  </pic:blipFill>
+                  <pic:spPr bwMode="auto">
+                    <a:xfrm>
+                      <a:off x="0" y="0"/>
+                      <a:ext cx="5263515" cy="7021195"/>
+                    </a:xfrm>
+                    <a:prstGeom prst="rect">
+                      <a:avLst/>
+                    </a:prstGeom>
+                    <a:noFill/>
+                    <a:ln>
+                      <a:noFill/>
+                    </a:ln>
+                  </pic:spPr>
+                </pic:pic>
+              </a:graphicData>
+            </a:graphic>
+          </wp:inline>
+        </w:drawing>
+      </w:r>
+    </w:p>
+    <w:p>
+      <w:pPr>
+        <w:rPr>
+          <w:rtl/>
+        </w:rPr>
+      </w:pPr>
+    </w:p>
+    <w:p>
+      <w:pPr>
+        <w:rPr>
+          <w:rtl/>
+        </w:rPr>
+      </w:pPr>
     </w:p>
     <w:p>
       <w:pPr>
@@ -3358,6 +3356,7 @@
       <w:r>
         <w:rPr>
           <w:rFonts w:cs="Arial"/>
+          <w:noProof/>
           <w:rtl/>
         </w:rPr>
         <w:drawing>
@@ -3392,7 +3391,7 @@
                     <pic:cNvPicPr/>
                   </pic:nvPicPr>
                   <pic:blipFill>
-                    <a:blip r:embed="rId11">
+                    <a:blip r:embed="rId13">
                       <a:extLst>
                         <a:ext uri="{28A0092B-C50C-407E-A947-70E740481C1C}">
                           <a14:useLocalDpi xmlns:a14="http://schemas.microsoft.com/office/drawing/2010/main" val="0"/>
@@ -3573,6 +3572,7 @@
       <w:r>
         <w:rPr>
           <w:rFonts w:cs="Arial"/>
+          <w:noProof/>
           <w:rtl/>
         </w:rPr>
         <w:drawing>
@@ -3591,7 +3591,7 @@
                     <pic:cNvPicPr/>
                   </pic:nvPicPr>
                   <pic:blipFill>
-                    <a:blip r:embed="rId12"/>
+                    <a:blip r:embed="rId14"/>
                     <a:stretch>
                       <a:fillRect/>
                     </a:stretch>
@@ -3616,19 +3616,14 @@
       <w:pPr>
         <w:rPr>
           <w:rFonts w:cs="Arial"/>
-          <w:rtl/>
-        </w:rPr>
-      </w:pPr>
-    </w:p>
-    <w:p>
-      <w:pPr>
-        <w:rPr>
+          <w:noProof/>
           <w:rtl/>
         </w:rPr>
       </w:pPr>
       <w:r>
         <w:rPr>
           <w:rFonts w:cs="Arial"/>
+          <w:noProof/>
           <w:rtl/>
         </w:rPr>
         <w:drawing>
@@ -3647,7 +3642,7 @@
                     <pic:cNvPicPr/>
                   </pic:nvPicPr>
                   <pic:blipFill>
-                    <a:blip r:embed="rId13"/>
+                    <a:blip r:embed="rId15"/>
                     <a:stretch>
                       <a:fillRect/>
                     </a:stretch>
@@ -3668,6 +3663,4735 @@
         </w:drawing>
       </w:r>
     </w:p>
+    <w:p>
+      <w:pPr>
+        <w:rPr>
+          <w:rtl/>
+        </w:rPr>
+      </w:pPr>
+    </w:p>
+    <w:p>
+      <w:pPr>
+        <w:rPr>
+          <w:rFonts w:cs="Arial"/>
+          <w:noProof/>
+          <w:rtl/>
+        </w:rPr>
+      </w:pPr>
+    </w:p>
+    <w:p>
+      <w:pPr>
+        <w:rPr>
+          <w:rFonts w:cs="Arial"/>
+          <w:noProof/>
+          <w:rtl/>
+        </w:rPr>
+      </w:pPr>
+    </w:p>
+    <w:p>
+      <w:pPr>
+        <w:rPr>
+          <w:rFonts w:cs="Arial"/>
+          <w:noProof/>
+          <w:rtl/>
+        </w:rPr>
+      </w:pPr>
+      <w:r>
+        <w:rPr>
+          <w:rFonts w:cs="Arial" w:hint="cs"/>
+          <w:noProof/>
+          <w:highlight w:val="yellow"/>
+          <w:rtl/>
+        </w:rPr>
+        <w:lastRenderedPageBreak/>
+        <w:t>09.12.2025</w:t>
+      </w:r>
+    </w:p>
+    <w:p>
+      <w:pPr>
+        <w:rPr>
+          <w:rFonts w:cs="Arial"/>
+          <w:noProof/>
+          <w:rtl/>
+        </w:rPr>
+      </w:pPr>
+    </w:p>
+    <w:p>
+      <w:pPr>
+        <w:rPr>
+          <w:rFonts w:cs="Arial"/>
+          <w:noProof/>
+          <w:rtl/>
+        </w:rPr>
+      </w:pPr>
+      <w:r>
+        <w:rPr>
+          <w:rFonts w:cs="Arial" w:hint="cs"/>
+          <w:noProof/>
+          <w:rtl/>
+        </w:rPr>
+        <w:t>בהמשך להבנת הקוד,והבנת המקום שבו מכניסים את החלק של עיבוד התמונה</w:t>
+      </w:r>
+    </w:p>
+    <w:p>
+      <w:pPr>
+        <w:rPr>
+          <w:rFonts w:cs="Arial"/>
+          <w:noProof/>
+          <w:rtl/>
+        </w:rPr>
+      </w:pPr>
+      <w:r>
+        <w:rPr>
+          <w:rFonts w:cs="Arial" w:hint="cs"/>
+          <w:noProof/>
+          <w:rtl/>
+        </w:rPr>
+        <w:t>התחלנו כעת לעבור על הדרייב השני,זה שבו כבר יש את החלק של העיבוד תמונה(ערן לא הכי אהב אותו,ורוצה לכאורה משהו איכותי יותר,אבל לפחות יש כיוון ,עד עכשיו עברנו רק על הדרייב הראשוני של המערכת שהייתה ללא עיבוד אות בכלל)</w:t>
+      </w:r>
+    </w:p>
+    <w:p>
+      <w:pPr>
+        <w:rPr>
+          <w:rFonts w:cs="Arial"/>
+          <w:noProof/>
+          <w:rtl/>
+        </w:rPr>
+      </w:pPr>
+    </w:p>
+    <w:p>
+      <w:pPr>
+        <w:rPr>
+          <w:rFonts w:cs="Arial"/>
+          <w:noProof/>
+          <w:rtl/>
+        </w:rPr>
+      </w:pPr>
+      <w:r>
+        <w:rPr>
+          <w:rFonts w:cs="Arial" w:hint="cs"/>
+          <w:noProof/>
+          <w:rtl/>
+        </w:rPr>
+        <w:t>דיאגרמה של המערכת השנייה שקיבלנו,שיש בה עיבוד בסיסי של הפריימים</w:t>
+      </w:r>
+    </w:p>
+    <w:p>
+      <w:pPr>
+        <w:rPr>
+          <w:rFonts w:cs="Arial"/>
+          <w:noProof/>
+          <w:rtl/>
+        </w:rPr>
+      </w:pPr>
+    </w:p>
+    <w:p>
+      <w:pPr>
+        <w:rPr>
+          <w:rFonts w:cs="Arial"/>
+          <w:rtl/>
+        </w:rPr>
+      </w:pPr>
+      <w:r>
+        <w:rPr>
+          <w:rFonts w:cs="Arial"/>
+          <w:noProof/>
+          <w:rtl/>
+        </w:rPr>
+        <w:drawing>
+          <wp:inline distT="0" distB="0" distL="0" distR="0" wp14:anchorId="7239EF4E" wp14:editId="729B13DD">
+            <wp:extent cx="4302638" cy="3244850"/>
+            <wp:effectExtent l="0" t="0" r="3175" b="0"/>
+            <wp:docPr id="13" name="תמונה 13"/>
+            <wp:cNvGraphicFramePr>
+              <a:graphicFrameLocks xmlns:a="http://schemas.openxmlformats.org/drawingml/2006/main" noChangeAspect="1"/>
+            </wp:cNvGraphicFramePr>
+            <a:graphic xmlns:a="http://schemas.openxmlformats.org/drawingml/2006/main">
+              <a:graphicData uri="http://schemas.openxmlformats.org/drawingml/2006/picture">
+                <pic:pic xmlns:pic="http://schemas.openxmlformats.org/drawingml/2006/picture">
+                  <pic:nvPicPr>
+                    <pic:cNvPr id="1" name=""/>
+                    <pic:cNvPicPr/>
+                  </pic:nvPicPr>
+                  <pic:blipFill>
+                    <a:blip r:embed="rId16"/>
+                    <a:stretch>
+                      <a:fillRect/>
+                    </a:stretch>
+                  </pic:blipFill>
+                  <pic:spPr>
+                    <a:xfrm>
+                      <a:off x="0" y="0"/>
+                      <a:ext cx="4317364" cy="3255955"/>
+                    </a:xfrm>
+                    <a:prstGeom prst="rect">
+                      <a:avLst/>
+                    </a:prstGeom>
+                  </pic:spPr>
+                </pic:pic>
+              </a:graphicData>
+            </a:graphic>
+          </wp:inline>
+        </w:drawing>
+      </w:r>
+    </w:p>
+    <w:p>
+      <w:pPr>
+        <w:rPr>
+          <w:rFonts w:cs="Arial"/>
+          <w:rtl/>
+        </w:rPr>
+      </w:pPr>
+      <w:r>
+        <w:rPr>
+          <w:rFonts w:cs="Arial"/>
+          <w:noProof/>
+          <w:rtl/>
+        </w:rPr>
+        <w:drawing>
+          <wp:inline distT="0" distB="0" distL="0" distR="0" wp14:anchorId="31B642B6" wp14:editId="51AA3B98">
+            <wp:extent cx="4135120" cy="2686885"/>
+            <wp:effectExtent l="0" t="0" r="0" b="0"/>
+            <wp:docPr id="14" name="תמונה 14"/>
+            <wp:cNvGraphicFramePr>
+              <a:graphicFrameLocks xmlns:a="http://schemas.openxmlformats.org/drawingml/2006/main" noChangeAspect="1"/>
+            </wp:cNvGraphicFramePr>
+            <a:graphic xmlns:a="http://schemas.openxmlformats.org/drawingml/2006/main">
+              <a:graphicData uri="http://schemas.openxmlformats.org/drawingml/2006/picture">
+                <pic:pic xmlns:pic="http://schemas.openxmlformats.org/drawingml/2006/picture">
+                  <pic:nvPicPr>
+                    <pic:cNvPr id="1" name=""/>
+                    <pic:cNvPicPr/>
+                  </pic:nvPicPr>
+                  <pic:blipFill>
+                    <a:blip r:embed="rId17"/>
+                    <a:stretch>
+                      <a:fillRect/>
+                    </a:stretch>
+                  </pic:blipFill>
+                  <pic:spPr>
+                    <a:xfrm>
+                      <a:off x="0" y="0"/>
+                      <a:ext cx="4200246" cy="2729202"/>
+                    </a:xfrm>
+                    <a:prstGeom prst="rect">
+                      <a:avLst/>
+                    </a:prstGeom>
+                  </pic:spPr>
+                </pic:pic>
+              </a:graphicData>
+            </a:graphic>
+          </wp:inline>
+        </w:drawing>
+      </w:r>
+    </w:p>
+    <w:p>
+      <w:pPr>
+        <w:ind w:firstLine="720"/>
+        <w:rPr>
+          <w:rtl/>
+        </w:rPr>
+      </w:pPr>
+    </w:p>
+    <w:p>
+      <w:pPr>
+        <w:ind w:firstLine="720"/>
+        <w:rPr>
+          <w:rtl/>
+        </w:rPr>
+      </w:pPr>
+    </w:p>
+    <w:p>
+      <w:pPr>
+        <w:ind w:firstLine="720"/>
+        <w:rPr>
+          <w:rtl/>
+        </w:rPr>
+      </w:pPr>
+      <w:r>
+        <w:rPr>
+          <w:rFonts w:hint="cs"/>
+          <w:rtl/>
+        </w:rPr>
+        <w:t>סיכום פגישה 2</w:t>
+      </w:r>
+    </w:p>
+    <w:p>
+      <w:pPr>
+        <w:ind w:firstLine="720"/>
+        <w:rPr>
+          <w:rtl/>
+        </w:rPr>
+      </w:pPr>
+    </w:p>
+    <w:p>
+      <w:pPr>
+        <w:ind w:firstLine="720"/>
+        <w:rPr>
+          <w:rtl/>
+        </w:rPr>
+      </w:pPr>
+      <w:r>
+        <w:rPr>
+          <w:rFonts w:hint="cs"/>
+          <w:rtl/>
+        </w:rPr>
+        <w:t>1</w:t>
+      </w:r>
+      <w:r>
+        <w:rPr>
+          <w:rFonts w:hint="cs"/>
+          <w:rtl/>
+        </w:rPr>
+        <w:t xml:space="preserve"> משימות מיידיות </w:t>
+      </w:r>
+    </w:p>
+    <w:p>
+      <w:pPr>
+        <w:ind w:firstLine="720"/>
+      </w:pPr>
+      <w:r>
+        <w:rPr>
+          <w:rFonts w:hint="cs"/>
+          <w:rtl/>
+        </w:rPr>
+        <w:t>איך ה</w:t>
+      </w:r>
+      <w:proofErr w:type="spellStart"/>
+      <w:r>
+        <w:t>vga</w:t>
+      </w:r>
+      <w:proofErr w:type="spellEnd"/>
+    </w:p>
+    <w:p>
+      <w:pPr>
+        <w:ind w:firstLine="720"/>
+        <w:rPr>
+          <w:rtl/>
+        </w:rPr>
+      </w:pPr>
+      <w:r>
+        <w:t xml:space="preserve"> </w:t>
+      </w:r>
+      <w:r>
+        <w:rPr>
+          <w:rFonts w:hint="cs"/>
+          <w:rtl/>
+        </w:rPr>
+        <w:t>עובד</w:t>
+      </w:r>
+    </w:p>
+    <w:p>
+      <w:pPr>
+        <w:ind w:firstLine="720"/>
+        <w:rPr>
+          <w:rtl/>
+        </w:rPr>
+      </w:pPr>
+      <w:r>
+        <w:rPr>
+          <w:rFonts w:hint="cs"/>
+          <w:rtl/>
+        </w:rPr>
+        <w:t xml:space="preserve">איך </w:t>
+      </w:r>
+      <w:proofErr w:type="spellStart"/>
+      <w:r>
+        <w:rPr>
+          <w:rFonts w:hint="cs"/>
+          <w:rtl/>
+        </w:rPr>
+        <w:t>מהזכרון</w:t>
+      </w:r>
+      <w:proofErr w:type="spellEnd"/>
+      <w:r>
+        <w:rPr>
+          <w:rFonts w:hint="cs"/>
+          <w:rtl/>
+        </w:rPr>
+        <w:t xml:space="preserve"> יוצא פיקסל </w:t>
+      </w:r>
+      <w:r>
+        <w:rPr>
+          <w:rFonts w:hint="cs"/>
+          <w:highlight w:val="green"/>
+          <w:rtl/>
+        </w:rPr>
+        <w:t>ונכנס למסך</w:t>
+      </w:r>
+    </w:p>
+    <w:p>
+      <w:pPr>
+        <w:ind w:firstLine="720"/>
+        <w:rPr>
+          <w:rtl/>
+        </w:rPr>
+      </w:pPr>
+    </w:p>
+    <w:p>
+      <w:pPr>
+        <w:ind w:firstLine="720"/>
+        <w:rPr>
+          <w:highlight w:val="yellow"/>
+          <w:rtl/>
+        </w:rPr>
+      </w:pPr>
+      <w:r>
+        <w:rPr>
+          <w:rFonts w:hint="cs"/>
+          <w:highlight w:val="yellow"/>
+          <w:rtl/>
+        </w:rPr>
+        <w:t xml:space="preserve">ליצור </w:t>
+      </w:r>
+      <w:r>
+        <w:rPr>
+          <w:rFonts w:hint="cs"/>
+          <w:highlight w:val="yellow"/>
+        </w:rPr>
+        <w:t>I</w:t>
+      </w:r>
+      <w:r>
+        <w:rPr>
+          <w:highlight w:val="yellow"/>
+        </w:rPr>
+        <w:t xml:space="preserve">P </w:t>
+      </w:r>
+      <w:r>
+        <w:rPr>
+          <w:rFonts w:hint="cs"/>
+          <w:highlight w:val="yellow"/>
+          <w:rtl/>
+        </w:rPr>
+        <w:t xml:space="preserve"> (</w:t>
+      </w:r>
+      <w:r>
+        <w:rPr>
+          <w:highlight w:val="yellow"/>
+        </w:rPr>
+        <w:t>(</w:t>
+      </w:r>
+      <w:r>
+        <w:rPr>
+          <w:rFonts w:hint="cs"/>
+          <w:highlight w:val="yellow"/>
+        </w:rPr>
+        <w:t>BRAM</w:t>
+      </w:r>
+    </w:p>
+    <w:p>
+      <w:pPr>
+        <w:ind w:firstLine="720"/>
+        <w:rPr>
+          <w:highlight w:val="yellow"/>
+          <w:rtl/>
+        </w:rPr>
+      </w:pPr>
+      <w:r>
+        <w:rPr>
+          <w:rFonts w:hint="cs"/>
+          <w:highlight w:val="yellow"/>
+          <w:rtl/>
+        </w:rPr>
+        <w:t>של זיכרון ושל שעון לפי הגרסה של 2025</w:t>
+      </w:r>
+    </w:p>
+    <w:p>
+      <w:pPr>
+        <w:ind w:firstLine="720"/>
+        <w:rPr>
+          <w:rtl/>
+        </w:rPr>
+      </w:pPr>
+      <w:r>
+        <w:rPr>
+          <w:rFonts w:hint="cs"/>
+          <w:highlight w:val="yellow"/>
+          <w:rtl/>
+        </w:rPr>
+        <w:t xml:space="preserve"> </w:t>
+      </w:r>
+      <w:r>
+        <w:rPr>
+          <w:rFonts w:hint="cs"/>
+          <w:highlight w:val="yellow"/>
+          <w:rtl/>
+        </w:rPr>
+        <w:t>ולא לפי 2022</w:t>
+      </w:r>
+    </w:p>
+    <w:p>
+      <w:pPr>
+        <w:ind w:firstLine="720"/>
+        <w:rPr>
+          <w:color w:val="FF0000"/>
+          <w:rtl/>
+        </w:rPr>
+      </w:pPr>
+      <w:r>
+        <w:rPr>
+          <w:rFonts w:hint="cs"/>
+          <w:color w:val="FF0000"/>
+          <w:rtl/>
+        </w:rPr>
+        <w:t>עשינו</w:t>
+      </w:r>
+    </w:p>
+    <w:p>
+      <w:pPr>
+        <w:ind w:firstLine="720"/>
+        <w:rPr>
+          <w:rtl/>
+        </w:rPr>
+      </w:pPr>
+    </w:p>
+    <w:p>
+      <w:pPr>
+        <w:ind w:firstLine="720"/>
+        <w:rPr>
+          <w:highlight w:val="cyan"/>
+          <w:rtl/>
+        </w:rPr>
+      </w:pPr>
+      <w:r>
+        <w:rPr>
+          <w:rFonts w:hint="cs"/>
+          <w:highlight w:val="cyan"/>
+          <w:rtl/>
+        </w:rPr>
+        <w:t xml:space="preserve">2 </w:t>
+      </w:r>
+      <w:r>
+        <w:rPr>
+          <w:rFonts w:hint="cs"/>
+          <w:highlight w:val="cyan"/>
+          <w:rtl/>
+        </w:rPr>
+        <w:t xml:space="preserve"> משימה ארוכה</w:t>
+      </w:r>
+    </w:p>
+    <w:p>
+      <w:pPr>
+        <w:ind w:firstLine="720"/>
+        <w:rPr>
+          <w:rtl/>
+        </w:rPr>
+      </w:pPr>
+      <w:r>
+        <w:rPr>
+          <w:rFonts w:hint="cs"/>
+          <w:highlight w:val="cyan"/>
+          <w:rtl/>
+        </w:rPr>
+        <w:t xml:space="preserve">אנחנו רוצים </w:t>
+      </w:r>
+      <w:r>
+        <w:rPr>
+          <w:rFonts w:hint="cs"/>
+          <w:highlight w:val="cyan"/>
+          <w:rtl/>
+        </w:rPr>
+        <w:t xml:space="preserve">להתחיל </w:t>
+      </w:r>
+      <w:r>
+        <w:rPr>
+          <w:rFonts w:hint="cs"/>
+          <w:highlight w:val="cyan"/>
+          <w:rtl/>
+        </w:rPr>
+        <w:t>לעבד ולפלוט את המיצוע</w:t>
+      </w:r>
+    </w:p>
+    <w:p>
+      <w:pPr>
+        <w:ind w:firstLine="720"/>
+        <w:rPr>
+          <w:rtl/>
+        </w:rPr>
+      </w:pPr>
+    </w:p>
+    <w:p>
+      <w:pPr>
+        <w:ind w:firstLine="720"/>
+        <w:rPr>
+          <w:rtl/>
+        </w:rPr>
+      </w:pPr>
+    </w:p>
+    <w:p>
+      <w:pPr>
+        <w:ind w:firstLine="720"/>
+        <w:rPr>
+          <w:rtl/>
+        </w:rPr>
+      </w:pPr>
+    </w:p>
+    <w:p>
+      <w:pPr>
+        <w:ind w:firstLine="720"/>
+        <w:rPr>
+          <w:rtl/>
+        </w:rPr>
+      </w:pPr>
+      <w:r>
+        <w:rPr>
+          <w:rFonts w:hint="cs"/>
+          <w:rtl/>
+        </w:rPr>
+        <w:t>24.12.2025</w:t>
+      </w:r>
+    </w:p>
+    <w:p>
+      <w:pPr>
+        <w:ind w:firstLine="720"/>
+        <w:jc w:val="both"/>
+        <w:rPr>
+          <w:rtl/>
+        </w:rPr>
+      </w:pPr>
+    </w:p>
+    <w:p>
+      <w:pPr>
+        <w:ind w:firstLine="720"/>
+        <w:jc w:val="both"/>
+        <w:rPr>
+          <w:rtl/>
+        </w:rPr>
+      </w:pPr>
+      <w:proofErr w:type="spellStart"/>
+      <w:r>
+        <w:rPr>
+          <w:rFonts w:hint="cs"/>
+          <w:rtl/>
+        </w:rPr>
+        <w:t>עידכנו</w:t>
+      </w:r>
+      <w:proofErr w:type="spellEnd"/>
+      <w:r>
+        <w:rPr>
+          <w:rFonts w:hint="cs"/>
+          <w:rtl/>
+        </w:rPr>
+        <w:t xml:space="preserve"> דרך </w:t>
+      </w:r>
+      <w:proofErr w:type="spellStart"/>
+      <w:r>
+        <w:rPr>
+          <w:rFonts w:hint="cs"/>
+          <w:rtl/>
+        </w:rPr>
+        <w:t>הויואדו</w:t>
+      </w:r>
+      <w:proofErr w:type="spellEnd"/>
+      <w:r>
+        <w:rPr>
+          <w:rFonts w:hint="cs"/>
+          <w:rtl/>
+        </w:rPr>
+        <w:t xml:space="preserve"> את הקובץ </w:t>
+      </w:r>
+      <w:r>
+        <w:rPr>
+          <w:rFonts w:hint="cs"/>
+        </w:rPr>
+        <w:t>IP</w:t>
+      </w:r>
+      <w:r>
+        <w:rPr>
+          <w:rFonts w:hint="cs"/>
+          <w:rtl/>
+        </w:rPr>
+        <w:t xml:space="preserve">,הוא נמצא במחשב דרך המשתמש של </w:t>
+      </w:r>
+      <w:proofErr w:type="spellStart"/>
+      <w:r>
+        <w:rPr>
+          <w:rFonts w:hint="cs"/>
+          <w:rtl/>
+        </w:rPr>
+        <w:t>אלעד,הצלחנו</w:t>
+      </w:r>
+      <w:proofErr w:type="spellEnd"/>
+      <w:r>
+        <w:rPr>
+          <w:rFonts w:hint="cs"/>
+          <w:rtl/>
+        </w:rPr>
+        <w:t xml:space="preserve"> </w:t>
+      </w:r>
+      <w:proofErr w:type="spellStart"/>
+      <w:r>
+        <w:rPr>
+          <w:rFonts w:hint="cs"/>
+          <w:rtl/>
+        </w:rPr>
+        <w:t>לצרוב,חיברנו</w:t>
+      </w:r>
+      <w:proofErr w:type="spellEnd"/>
+      <w:r>
+        <w:rPr>
+          <w:rFonts w:hint="cs"/>
+          <w:rtl/>
+        </w:rPr>
+        <w:t xml:space="preserve"> </w:t>
+      </w:r>
+      <w:proofErr w:type="spellStart"/>
+      <w:r>
+        <w:rPr>
+          <w:rFonts w:hint="cs"/>
+          <w:rtl/>
+        </w:rPr>
+        <w:t>למסך,ומה</w:t>
+      </w:r>
+      <w:proofErr w:type="spellEnd"/>
+      <w:r>
+        <w:rPr>
+          <w:rFonts w:hint="cs"/>
+          <w:rtl/>
+        </w:rPr>
+        <w:t xml:space="preserve"> שרואים זה שהמסך </w:t>
+      </w:r>
+      <w:proofErr w:type="spellStart"/>
+      <w:r>
+        <w:rPr>
+          <w:rFonts w:hint="cs"/>
+          <w:rtl/>
+        </w:rPr>
+        <w:t>מחובר,אבל</w:t>
+      </w:r>
+      <w:proofErr w:type="spellEnd"/>
+      <w:r>
+        <w:rPr>
+          <w:rFonts w:hint="cs"/>
+          <w:rtl/>
+        </w:rPr>
+        <w:t xml:space="preserve"> אין בכלל קליטה של </w:t>
+      </w:r>
+      <w:proofErr w:type="spellStart"/>
+      <w:r>
+        <w:rPr>
+          <w:rFonts w:hint="cs"/>
+          <w:rtl/>
+        </w:rPr>
+        <w:t>תמונה,ניסינו</w:t>
+      </w:r>
+      <w:proofErr w:type="spellEnd"/>
+      <w:r>
+        <w:rPr>
+          <w:rFonts w:hint="cs"/>
+          <w:rtl/>
+        </w:rPr>
+        <w:t xml:space="preserve"> להאיר עם </w:t>
+      </w:r>
+      <w:proofErr w:type="spellStart"/>
+      <w:r>
+        <w:rPr>
+          <w:rFonts w:hint="cs"/>
+          <w:rtl/>
+        </w:rPr>
+        <w:t>פנס,ללא</w:t>
+      </w:r>
+      <w:proofErr w:type="spellEnd"/>
+      <w:r>
+        <w:rPr>
+          <w:rFonts w:hint="cs"/>
+          <w:rtl/>
+        </w:rPr>
+        <w:t xml:space="preserve"> </w:t>
+      </w:r>
+      <w:proofErr w:type="spellStart"/>
+      <w:r>
+        <w:rPr>
+          <w:rFonts w:hint="cs"/>
+          <w:rtl/>
+        </w:rPr>
+        <w:t>שינוי,מתברר</w:t>
+      </w:r>
+      <w:proofErr w:type="spellEnd"/>
+      <w:r>
+        <w:rPr>
+          <w:rFonts w:hint="cs"/>
+          <w:rtl/>
+        </w:rPr>
+        <w:t xml:space="preserve"> שגם כאשר ניתקנו פיזית את </w:t>
+      </w:r>
+      <w:proofErr w:type="spellStart"/>
+      <w:r>
+        <w:rPr>
+          <w:rFonts w:hint="cs"/>
+          <w:rtl/>
+        </w:rPr>
+        <w:t>המצלמה,ראינו</w:t>
+      </w:r>
+      <w:proofErr w:type="spellEnd"/>
+      <w:r>
+        <w:rPr>
+          <w:rFonts w:hint="cs"/>
+          <w:rtl/>
+        </w:rPr>
+        <w:t xml:space="preserve"> את אותו מסך </w:t>
+      </w:r>
+      <w:proofErr w:type="spellStart"/>
+      <w:r>
+        <w:rPr>
+          <w:rFonts w:hint="cs"/>
+          <w:rtl/>
+        </w:rPr>
+        <w:t>אפור,כך</w:t>
+      </w:r>
+      <w:proofErr w:type="spellEnd"/>
+      <w:r>
+        <w:rPr>
+          <w:rFonts w:hint="cs"/>
+          <w:rtl/>
+        </w:rPr>
+        <w:t xml:space="preserve"> </w:t>
+      </w:r>
+      <w:proofErr w:type="spellStart"/>
+      <w:r>
+        <w:rPr>
+          <w:rFonts w:hint="cs"/>
+          <w:rtl/>
+        </w:rPr>
+        <w:t>שלרא</w:t>
+      </w:r>
+      <w:proofErr w:type="spellEnd"/>
+      <w:r>
+        <w:rPr>
+          <w:rFonts w:hint="cs"/>
+          <w:rtl/>
+        </w:rPr>
+        <w:t xml:space="preserve"> נראה שיש בכלל קליטה של </w:t>
+      </w:r>
+      <w:proofErr w:type="spellStart"/>
+      <w:r>
+        <w:rPr>
+          <w:rFonts w:hint="cs"/>
+          <w:rtl/>
+        </w:rPr>
+        <w:t>המצלמה,אנו</w:t>
+      </w:r>
+      <w:proofErr w:type="spellEnd"/>
+      <w:r>
+        <w:rPr>
+          <w:rFonts w:hint="cs"/>
+          <w:rtl/>
+        </w:rPr>
+        <w:t xml:space="preserve"> מנסים כעת להחליף למצלמה </w:t>
+      </w:r>
+      <w:proofErr w:type="spellStart"/>
+      <w:r>
+        <w:rPr>
+          <w:rFonts w:hint="cs"/>
+          <w:rtl/>
+        </w:rPr>
+        <w:t>השניה</w:t>
+      </w:r>
+      <w:proofErr w:type="spellEnd"/>
+      <w:r>
+        <w:rPr>
+          <w:rFonts w:hint="cs"/>
+          <w:rtl/>
+        </w:rPr>
+        <w:t xml:space="preserve"> אשר </w:t>
+      </w:r>
+      <w:proofErr w:type="spellStart"/>
+      <w:r>
+        <w:rPr>
+          <w:rFonts w:hint="cs"/>
+          <w:rtl/>
+        </w:rPr>
+        <w:t>ברשותינו</w:t>
+      </w:r>
+      <w:proofErr w:type="spellEnd"/>
+    </w:p>
+    <w:p>
+      <w:pPr>
+        <w:jc w:val="both"/>
+        <w:rPr>
+          <w:rtl/>
+        </w:rPr>
+      </w:pPr>
+      <w:r>
+        <w:rPr>
+          <w:rFonts w:hint="cs"/>
+          <w:rtl/>
+        </w:rPr>
+        <w:t>מסקנה:</w:t>
+      </w:r>
+    </w:p>
+    <w:p>
+      <w:pPr>
+        <w:jc w:val="both"/>
+        <w:rPr>
+          <w:rtl/>
+        </w:rPr>
+      </w:pPr>
+      <w:r>
+        <w:rPr>
+          <w:rFonts w:hint="cs"/>
+          <w:rtl/>
+        </w:rPr>
+        <w:t xml:space="preserve">נראה שאנו מתקדמים להבנה מה תפקידינו </w:t>
+      </w:r>
+    </w:p>
+    <w:p>
+      <w:pPr>
+        <w:jc w:val="both"/>
+        <w:rPr>
+          <w:rtl/>
+        </w:rPr>
+      </w:pPr>
+      <w:r>
+        <w:rPr>
+          <w:rFonts w:hint="cs"/>
+          <w:rtl/>
+        </w:rPr>
+        <w:t xml:space="preserve">נראה שכרגע אין בכלל תקשורת של המצלמה </w:t>
+      </w:r>
+    </w:p>
+    <w:p>
+      <w:pPr>
+        <w:jc w:val="both"/>
+        <w:rPr>
+          <w:highlight w:val="yellow"/>
+          <w:rtl/>
+        </w:rPr>
+      </w:pPr>
+      <w:r>
+        <w:rPr>
+          <w:rFonts w:hint="cs"/>
+          <w:highlight w:val="yellow"/>
+          <w:rtl/>
+        </w:rPr>
+        <w:t>עדכון</w:t>
+      </w:r>
+    </w:p>
+    <w:p>
+      <w:pPr>
+        <w:jc w:val="both"/>
+        <w:rPr>
+          <w:rtl/>
+        </w:rPr>
+      </w:pPr>
+      <w:r>
+        <w:rPr>
+          <w:rFonts w:hint="cs"/>
+          <w:highlight w:val="yellow"/>
+          <w:rtl/>
+        </w:rPr>
+        <w:t xml:space="preserve">המצלמה </w:t>
+      </w:r>
+      <w:proofErr w:type="spellStart"/>
+      <w:r>
+        <w:rPr>
+          <w:rFonts w:hint="cs"/>
+          <w:highlight w:val="yellow"/>
+          <w:rtl/>
+        </w:rPr>
+        <w:t>עובדתתת</w:t>
+      </w:r>
+      <w:proofErr w:type="spellEnd"/>
+    </w:p>
+    <w:p>
+      <w:pPr>
+        <w:jc w:val="both"/>
+        <w:rPr>
+          <w:rtl/>
+        </w:rPr>
+      </w:pPr>
+      <w:r>
+        <w:rPr>
+          <w:rFonts w:hint="cs"/>
+          <w:rtl/>
+        </w:rPr>
+        <w:t xml:space="preserve">שינינו את התדר של השעון </w:t>
+      </w:r>
+      <w:proofErr w:type="spellStart"/>
+      <w:r>
+        <w:rPr>
+          <w:rFonts w:hint="cs"/>
+          <w:rtl/>
+        </w:rPr>
+        <w:t>בקלוק</w:t>
+      </w:r>
+      <w:proofErr w:type="spellEnd"/>
+      <w:r>
+        <w:rPr>
+          <w:rFonts w:hint="cs"/>
+          <w:rtl/>
+        </w:rPr>
+        <w:t xml:space="preserve"> </w:t>
+      </w:r>
+      <w:proofErr w:type="spellStart"/>
+      <w:r>
+        <w:rPr>
+          <w:rFonts w:hint="cs"/>
+          <w:rtl/>
+        </w:rPr>
+        <w:t>וויזר</w:t>
+      </w:r>
+      <w:proofErr w:type="spellEnd"/>
+      <w:r>
+        <w:rPr>
+          <w:rFonts w:hint="cs"/>
+          <w:rtl/>
+        </w:rPr>
+        <w:t xml:space="preserve"> דרך </w:t>
+      </w:r>
+      <w:proofErr w:type="spellStart"/>
+      <w:r>
+        <w:rPr>
+          <w:rFonts w:hint="cs"/>
+          <w:rtl/>
+        </w:rPr>
+        <w:t>הויואדו</w:t>
+      </w:r>
+      <w:proofErr w:type="spellEnd"/>
+      <w:r>
+        <w:rPr>
+          <w:rFonts w:hint="cs"/>
+          <w:rtl/>
+        </w:rPr>
+        <w:t xml:space="preserve"> מ24 מגה ל25, </w:t>
+      </w:r>
+      <w:r>
+        <w:rPr>
+          <w:rFonts w:hint="cs"/>
+          <w:rtl/>
+        </w:rPr>
+        <w:t xml:space="preserve">כמו </w:t>
+      </w:r>
+      <w:r>
+        <w:rPr>
+          <w:rFonts w:hint="cs"/>
+          <w:rtl/>
+        </w:rPr>
+        <w:t>כן שינינו</w:t>
+      </w:r>
+      <w:r>
+        <w:rPr>
+          <w:rFonts w:hint="cs"/>
+          <w:rtl/>
+        </w:rPr>
+        <w:t xml:space="preserve"> בטופ</w:t>
+      </w:r>
+      <w:r>
+        <w:rPr>
+          <w:rFonts w:hint="cs"/>
+          <w:rtl/>
+        </w:rPr>
+        <w:t xml:space="preserve"> את </w:t>
+      </w:r>
+      <w:proofErr w:type="spellStart"/>
+      <w:r>
+        <w:rPr>
+          <w:rFonts w:hint="cs"/>
+          <w:rtl/>
+        </w:rPr>
+        <w:t>הסטראט</w:t>
+      </w:r>
+      <w:proofErr w:type="spellEnd"/>
+      <w:r>
+        <w:rPr>
+          <w:rFonts w:hint="cs"/>
+          <w:rtl/>
+        </w:rPr>
+        <w:t xml:space="preserve"> שהוא באחד ולא ב</w:t>
+      </w:r>
+      <w:r>
+        <w:rPr>
+          <w:rFonts w:hint="cs"/>
+        </w:rPr>
+        <w:t>HADGE</w:t>
+      </w:r>
+      <w:r>
+        <w:t>(0)</w:t>
+      </w:r>
+      <w:r>
+        <w:rPr>
+          <w:rFonts w:hint="cs"/>
+          <w:rtl/>
+        </w:rPr>
+        <w:t xml:space="preserve">,גם בקריאה לקמרה </w:t>
+      </w:r>
+      <w:proofErr w:type="spellStart"/>
+      <w:r>
+        <w:rPr>
+          <w:rFonts w:hint="cs"/>
+          <w:rtl/>
+        </w:rPr>
+        <w:t>קפטור</w:t>
+      </w:r>
+      <w:proofErr w:type="spellEnd"/>
+      <w:r>
+        <w:rPr>
+          <w:rFonts w:hint="cs"/>
+          <w:rtl/>
+        </w:rPr>
+        <w:t xml:space="preserve"> וגם </w:t>
+      </w:r>
+      <w:r>
+        <w:rPr>
+          <w:rFonts w:hint="cs"/>
+          <w:rtl/>
+        </w:rPr>
+        <w:t xml:space="preserve">בקריאה לקמרה </w:t>
+      </w:r>
+      <w:proofErr w:type="spellStart"/>
+      <w:r>
+        <w:rPr>
+          <w:rFonts w:hint="cs"/>
+          <w:rtl/>
+        </w:rPr>
+        <w:t>קונפיגוריישן</w:t>
+      </w:r>
+      <w:proofErr w:type="spellEnd"/>
+      <w:r>
+        <w:rPr>
+          <w:rFonts w:hint="cs"/>
+          <w:rtl/>
+        </w:rPr>
+        <w:t xml:space="preserve"> (מה התפקיד של הסטארט?)</w:t>
+      </w:r>
+    </w:p>
+    <w:p>
+      <w:pPr>
+        <w:jc w:val="both"/>
+        <w:rPr>
+          <w:rtl/>
+        </w:rPr>
+      </w:pPr>
+      <w:r>
+        <w:rPr>
+          <w:rFonts w:cs="Arial"/>
+          <w:noProof/>
+          <w:rtl/>
+        </w:rPr>
+        <w:lastRenderedPageBreak/>
+        <w:drawing>
+          <wp:inline distT="0" distB="0" distL="0" distR="0" wp14:anchorId="50AC25CD" wp14:editId="718DC20F">
+            <wp:extent cx="5274310" cy="1678940"/>
+            <wp:effectExtent l="0" t="0" r="2540" b="0"/>
+            <wp:docPr id="16" name="תמונה 16"/>
+            <wp:cNvGraphicFramePr>
+              <a:graphicFrameLocks xmlns:a="http://schemas.openxmlformats.org/drawingml/2006/main" noChangeAspect="1"/>
+            </wp:cNvGraphicFramePr>
+            <a:graphic xmlns:a="http://schemas.openxmlformats.org/drawingml/2006/main">
+              <a:graphicData uri="http://schemas.openxmlformats.org/drawingml/2006/picture">
+                <pic:pic xmlns:pic="http://schemas.openxmlformats.org/drawingml/2006/picture">
+                  <pic:nvPicPr>
+                    <pic:cNvPr id="1" name=""/>
+                    <pic:cNvPicPr/>
+                  </pic:nvPicPr>
+                  <pic:blipFill>
+                    <a:blip r:embed="rId18"/>
+                    <a:stretch>
+                      <a:fillRect/>
+                    </a:stretch>
+                  </pic:blipFill>
+                  <pic:spPr>
+                    <a:xfrm>
+                      <a:off x="0" y="0"/>
+                      <a:ext cx="5274310" cy="1678940"/>
+                    </a:xfrm>
+                    <a:prstGeom prst="rect">
+                      <a:avLst/>
+                    </a:prstGeom>
+                  </pic:spPr>
+                </pic:pic>
+              </a:graphicData>
+            </a:graphic>
+          </wp:inline>
+        </w:drawing>
+      </w:r>
+    </w:p>
+    <w:p>
+      <w:pPr>
+        <w:jc w:val="both"/>
+        <w:rPr>
+          <w:rtl/>
+        </w:rPr>
+      </w:pPr>
+      <w:r>
+        <w:rPr>
+          <w:rFonts w:hint="cs"/>
+          <w:rtl/>
+        </w:rPr>
+        <w:t xml:space="preserve">תזכורת להכניס פה דיאגרמת בלוקים של </w:t>
+      </w:r>
+      <w:proofErr w:type="spellStart"/>
+      <w:r>
+        <w:rPr>
+          <w:rFonts w:hint="cs"/>
+          <w:rtl/>
+        </w:rPr>
+        <w:t>ויואדו</w:t>
+      </w:r>
+      <w:proofErr w:type="spellEnd"/>
+    </w:p>
+    <w:p>
+      <w:pPr>
+        <w:jc w:val="both"/>
+        <w:rPr>
+          <w:rtl/>
+        </w:rPr>
+      </w:pPr>
+      <w:r>
+        <w:rPr>
+          <w:rFonts w:hint="cs"/>
+          <w:rtl/>
+        </w:rPr>
+        <w:t xml:space="preserve">לעדכן </w:t>
+      </w:r>
+      <w:r>
+        <w:t xml:space="preserve"> </w:t>
+      </w:r>
+      <w:r>
+        <w:rPr>
+          <w:rFonts w:hint="cs"/>
+        </w:rPr>
+        <w:t xml:space="preserve">IP </w:t>
+      </w:r>
+      <w:r>
+        <w:t xml:space="preserve"> </w:t>
+      </w:r>
+      <w:r>
+        <w:rPr>
+          <w:rFonts w:hint="cs"/>
+          <w:rtl/>
+        </w:rPr>
+        <w:t>לחדש</w:t>
+      </w:r>
+    </w:p>
+    <w:p>
+      <w:pPr>
+        <w:jc w:val="both"/>
+        <w:rPr>
+          <w:rtl/>
+        </w:rPr>
+      </w:pPr>
+    </w:p>
+    <w:p>
+      <w:pPr>
+        <w:jc w:val="both"/>
+        <w:rPr>
+          <w:rtl/>
+        </w:rPr>
+      </w:pPr>
+    </w:p>
+    <w:p>
+      <w:pPr>
+        <w:jc w:val="both"/>
+        <w:rPr>
+          <w:rtl/>
+        </w:rPr>
+      </w:pPr>
+    </w:p>
+    <w:p>
+      <w:pPr>
+        <w:jc w:val="both"/>
+        <w:rPr>
+          <w:rtl/>
+        </w:rPr>
+      </w:pPr>
+    </w:p>
+    <w:p>
+      <w:pPr>
+        <w:jc w:val="both"/>
+        <w:rPr>
+          <w:rtl/>
+        </w:rPr>
+      </w:pPr>
+      <w:r>
+        <w:rPr>
+          <w:rFonts w:hint="cs"/>
+          <w:color w:val="FF0000"/>
+          <w:rtl/>
+        </w:rPr>
+        <w:t>צילום של דיאגרמת הבלוקים</w:t>
+      </w:r>
+    </w:p>
+    <w:p>
+      <w:pPr>
+        <w:jc w:val="both"/>
+        <w:rPr>
+          <w:rtl/>
+        </w:rPr>
+      </w:pPr>
+    </w:p>
+    <w:p>
+      <w:pPr>
+        <w:jc w:val="both"/>
+        <w:rPr>
+          <w:noProof/>
+        </w:rPr>
+      </w:pPr>
+      <w:r>
+        <w:rPr>
+          <w:noProof/>
+        </w:rPr>
+        <w:drawing>
+          <wp:inline distT="0" distB="0" distL="0" distR="0" wp14:anchorId="6C3C4130" wp14:editId="3C23C490">
+            <wp:extent cx="5268595" cy="3214370"/>
+            <wp:effectExtent l="0" t="0" r="8255" b="5080"/>
+            <wp:docPr id="15" name="תמונה 15"/>
+            <wp:cNvGraphicFramePr>
+              <a:graphicFrameLocks xmlns:a="http://schemas.openxmlformats.org/drawingml/2006/main" noChangeAspect="1"/>
+            </wp:cNvGraphicFramePr>
+            <a:graphic xmlns:a="http://schemas.openxmlformats.org/drawingml/2006/main">
+              <a:graphicData uri="http://schemas.openxmlformats.org/drawingml/2006/picture">
+                <pic:pic xmlns:pic="http://schemas.openxmlformats.org/drawingml/2006/picture">
+                  <pic:nvPicPr>
+                    <pic:cNvPr id="0" name="Picture 1"/>
+                    <pic:cNvPicPr>
+                      <a:picLocks noChangeAspect="1" noChangeArrowheads="1"/>
+                    </pic:cNvPicPr>
+                  </pic:nvPicPr>
+                  <pic:blipFill>
+                    <a:blip r:embed="rId19" cstate="print">
+                      <a:extLst>
+                        <a:ext uri="{28A0092B-C50C-407E-A947-70E740481C1C}">
+                          <a14:useLocalDpi xmlns:a14="http://schemas.microsoft.com/office/drawing/2010/main" val="0"/>
+                        </a:ext>
+                      </a:extLst>
+                    </a:blip>
+                    <a:srcRect/>
+                    <a:stretch>
+                      <a:fillRect/>
+                    </a:stretch>
+                  </pic:blipFill>
+                  <pic:spPr bwMode="auto">
+                    <a:xfrm>
+                      <a:off x="0" y="0"/>
+                      <a:ext cx="5268595" cy="3214370"/>
+                    </a:xfrm>
+                    <a:prstGeom prst="rect">
+                      <a:avLst/>
+                    </a:prstGeom>
+                    <a:noFill/>
+                    <a:ln>
+                      <a:noFill/>
+                    </a:ln>
+                  </pic:spPr>
+                </pic:pic>
+              </a:graphicData>
+            </a:graphic>
+          </wp:inline>
+        </w:drawing>
+      </w:r>
+    </w:p>
+    <w:p>
+      <w:pPr>
+        <w:rPr>
+          <w:rtl/>
+        </w:rPr>
+      </w:pPr>
+    </w:p>
+    <w:p>
+      <w:pPr>
+        <w:rPr>
+          <w:rtl/>
+        </w:rPr>
+      </w:pPr>
+    </w:p>
+    <w:p>
+      <w:pPr>
+        <w:rPr>
+          <w:noProof/>
+          <w:rtl/>
+        </w:rPr>
+      </w:pPr>
+    </w:p>
+    <w:p>
+      <w:pPr>
+        <w:ind w:firstLine="720"/>
+        <w:rPr>
+          <w:rtl/>
+        </w:rPr>
+      </w:pPr>
+    </w:p>
+    <w:p>
+      <w:pPr>
+        <w:ind w:firstLine="720"/>
+        <w:rPr>
+          <w:rtl/>
+        </w:rPr>
+      </w:pPr>
+    </w:p>
+    <w:p>
+      <w:pPr>
+        <w:ind w:firstLine="720"/>
+        <w:rPr>
+          <w:rtl/>
+        </w:rPr>
+      </w:pPr>
+    </w:p>
+    <w:p>
+      <w:pPr>
+        <w:ind w:firstLine="720"/>
+        <w:rPr>
+          <w:rtl/>
+        </w:rPr>
+      </w:pPr>
+      <w:r>
+        <w:rPr>
+          <w:rFonts w:hint="cs"/>
+          <w:highlight w:val="yellow"/>
+          <w:rtl/>
+        </w:rPr>
+        <w:t>פגישה 3 עם ערן</w:t>
+      </w:r>
+    </w:p>
+    <w:p>
+      <w:pPr>
+        <w:ind w:firstLine="720"/>
+        <w:rPr>
+          <w:rtl/>
+        </w:rPr>
+      </w:pPr>
+      <w:r>
+        <w:rPr>
+          <w:rFonts w:hint="cs"/>
+          <w:rtl/>
+        </w:rPr>
+        <w:t>לאחר שהמסך עבד</w:t>
+      </w:r>
+    </w:p>
+    <w:p>
+      <w:pPr>
+        <w:ind w:firstLine="720"/>
+        <w:rPr>
+          <w:rtl/>
+        </w:rPr>
+      </w:pPr>
+    </w:p>
+    <w:p>
+      <w:pPr>
+        <w:ind w:firstLine="720"/>
+        <w:rPr>
+          <w:rtl/>
+        </w:rPr>
+      </w:pPr>
+      <w:r>
+        <w:rPr>
+          <w:rFonts w:hint="cs"/>
+          <w:rtl/>
+        </w:rPr>
+        <w:t xml:space="preserve">משימות </w:t>
+      </w:r>
+      <w:proofErr w:type="spellStart"/>
+      <w:r>
+        <w:rPr>
+          <w:rFonts w:hint="cs"/>
+          <w:rtl/>
+        </w:rPr>
+        <w:t>להשבוע</w:t>
+      </w:r>
+      <w:proofErr w:type="spellEnd"/>
+      <w:r>
+        <w:rPr>
+          <w:rFonts w:hint="cs"/>
+          <w:rtl/>
+        </w:rPr>
+        <w:t>:</w:t>
+      </w:r>
+    </w:p>
+    <w:p>
+      <w:pPr>
+        <w:ind w:firstLine="720"/>
+        <w:rPr>
+          <w:rtl/>
+        </w:rPr>
+      </w:pPr>
+    </w:p>
+    <w:p>
+      <w:pPr>
+        <w:ind w:firstLine="720"/>
+        <w:rPr>
+          <w:rtl/>
+        </w:rPr>
+      </w:pPr>
+      <w:r>
+        <w:rPr>
+          <w:rFonts w:hint="cs"/>
+          <w:rtl/>
+        </w:rPr>
+        <w:t>1 . להוציא תמונה רגילה!</w:t>
+      </w:r>
+    </w:p>
+    <w:p>
+      <w:pPr>
+        <w:ind w:firstLine="720"/>
+        <w:rPr>
+          <w:rtl/>
+        </w:rPr>
+      </w:pPr>
+      <w:r>
+        <w:rPr>
+          <w:rFonts w:hint="cs"/>
+          <w:rtl/>
+        </w:rPr>
+        <w:t xml:space="preserve">שיהיה לנו </w:t>
+      </w:r>
+      <w:proofErr w:type="spellStart"/>
+      <w:r>
+        <w:rPr>
+          <w:rFonts w:hint="cs"/>
+          <w:rtl/>
+        </w:rPr>
+        <w:t>רפרנס,לוודא</w:t>
+      </w:r>
+      <w:proofErr w:type="spellEnd"/>
+      <w:r>
+        <w:rPr>
+          <w:rFonts w:hint="cs"/>
+          <w:rtl/>
+        </w:rPr>
+        <w:t xml:space="preserve"> שהאינטגרציה בין המערכות קימת כמו שצריך</w:t>
+      </w:r>
+    </w:p>
+    <w:p>
+      <w:pPr>
+        <w:ind w:firstLine="720"/>
+        <w:rPr>
+          <w:rtl/>
+        </w:rPr>
+      </w:pPr>
+    </w:p>
+    <w:p>
+      <w:pPr>
+        <w:ind w:firstLine="720"/>
+        <w:rPr>
+          <w:rtl/>
+        </w:rPr>
+      </w:pPr>
+      <w:r>
+        <w:rPr>
+          <w:rFonts w:hint="cs"/>
+          <w:rtl/>
+        </w:rPr>
+        <w:t xml:space="preserve">2. לאחר </w:t>
+      </w:r>
+      <w:proofErr w:type="spellStart"/>
+      <w:r>
+        <w:rPr>
+          <w:rFonts w:hint="cs"/>
+          <w:rtl/>
+        </w:rPr>
+        <w:t>מכן,בחזרה</w:t>
+      </w:r>
+      <w:proofErr w:type="spellEnd"/>
+      <w:r>
+        <w:rPr>
+          <w:rFonts w:hint="cs"/>
+          <w:rtl/>
+        </w:rPr>
+        <w:t xml:space="preserve"> לעבודה </w:t>
+      </w:r>
+      <w:proofErr w:type="spellStart"/>
+      <w:r>
+        <w:rPr>
+          <w:rFonts w:hint="cs"/>
+          <w:rtl/>
+        </w:rPr>
+        <w:t>המיצוע,לנסות</w:t>
+      </w:r>
+      <w:proofErr w:type="spellEnd"/>
+      <w:r>
+        <w:rPr>
+          <w:rFonts w:hint="cs"/>
+          <w:rtl/>
+        </w:rPr>
+        <w:t xml:space="preserve"> למצע ל48(הצעה של אלעד כי מתחלק יפה ל80 על 80</w:t>
+      </w:r>
+    </w:p>
+    <w:p>
+      <w:pPr>
+        <w:ind w:firstLine="720"/>
+        <w:rPr>
+          <w:rtl/>
+        </w:rPr>
+      </w:pPr>
+      <w:r>
+        <w:rPr>
+          <w:rFonts w:hint="cs"/>
+          <w:rtl/>
+        </w:rPr>
+        <w:t>)</w:t>
+      </w:r>
+    </w:p>
+    <w:p>
+      <w:pPr>
+        <w:ind w:firstLine="720"/>
+        <w:rPr>
+          <w:rtl/>
+        </w:rPr>
+      </w:pPr>
+      <w:r>
+        <w:rPr>
+          <w:rFonts w:hint="cs"/>
+          <w:rtl/>
+        </w:rPr>
+        <w:t>במקום מיצוע של 3 שיש לנו עכשיו</w:t>
+      </w:r>
+    </w:p>
+    <w:p>
+      <w:pPr>
+        <w:ind w:firstLine="720"/>
+        <w:rPr>
+          <w:rtl/>
+        </w:rPr>
+      </w:pPr>
+    </w:p>
+    <w:p>
+      <w:pPr>
+        <w:ind w:firstLine="720"/>
+        <w:rPr>
+          <w:rtl/>
+        </w:rPr>
+      </w:pPr>
+    </w:p>
+    <w:p>
+      <w:pPr>
+        <w:ind w:firstLine="720"/>
+        <w:rPr>
+          <w:rtl/>
+        </w:rPr>
+      </w:pPr>
+    </w:p>
+    <w:p>
+      <w:pPr>
+        <w:ind w:firstLine="720"/>
+        <w:rPr>
+          <w:rtl/>
+        </w:rPr>
+      </w:pPr>
+      <w:r>
+        <w:rPr>
+          <w:rFonts w:hint="cs"/>
+          <w:highlight w:val="yellow"/>
+          <w:rtl/>
+        </w:rPr>
+        <w:t>עבור החלק של להוציא תמונה רגילה:</w:t>
+      </w:r>
+    </w:p>
+    <w:p>
+      <w:pPr>
+        <w:ind w:firstLine="720"/>
+        <w:rPr>
+          <w:rtl/>
+        </w:rPr>
+      </w:pPr>
+    </w:p>
+    <w:p>
+      <w:pPr>
+        <w:ind w:firstLine="720"/>
+        <w:rPr>
+          <w:rtl/>
+        </w:rPr>
+      </w:pPr>
+      <w:r>
+        <w:rPr>
+          <w:rFonts w:hint="cs"/>
+          <w:rtl/>
+        </w:rPr>
+        <w:t xml:space="preserve">ניסינו דבר ראשון "לנתק" את כל מה שקשור </w:t>
+      </w:r>
+      <w:proofErr w:type="spellStart"/>
+      <w:r>
+        <w:rPr>
+          <w:rFonts w:hint="cs"/>
+          <w:rtl/>
+        </w:rPr>
+        <w:t>לפוסטור</w:t>
+      </w:r>
+      <w:proofErr w:type="spellEnd"/>
+      <w:r>
+        <w:rPr>
+          <w:rFonts w:hint="cs"/>
+          <w:rtl/>
+        </w:rPr>
+        <w:t xml:space="preserve"> </w:t>
+      </w:r>
+      <w:proofErr w:type="spellStart"/>
+      <w:r>
+        <w:rPr>
+          <w:rFonts w:hint="cs"/>
+          <w:rtl/>
+        </w:rPr>
+        <w:t>קפטור</w:t>
+      </w:r>
+      <w:proofErr w:type="spellEnd"/>
+      <w:r>
+        <w:rPr>
+          <w:rFonts w:hint="cs"/>
+          <w:rtl/>
+        </w:rPr>
+        <w:t>(החלק של העיבוד תמונה) מהטופ</w:t>
+      </w:r>
+    </w:p>
+    <w:p>
+      <w:pPr>
+        <w:ind w:firstLine="720"/>
+        <w:rPr>
+          <w:rtl/>
+        </w:rPr>
+      </w:pPr>
+      <w:r>
+        <w:rPr>
+          <w:rFonts w:hint="cs"/>
+          <w:rtl/>
+        </w:rPr>
+        <w:t>אך בצריבה לא ראינו שינוי..</w:t>
+      </w:r>
+    </w:p>
+    <w:p>
+      <w:pPr>
+        <w:ind w:firstLine="720"/>
+        <w:rPr>
+          <w:rtl/>
+        </w:rPr>
+      </w:pPr>
+      <w:r>
+        <w:rPr>
+          <w:rFonts w:hint="cs"/>
+          <w:rtl/>
+        </w:rPr>
+        <w:t>עדיין יש את החלוקה ל3 חלקים</w:t>
+      </w:r>
+    </w:p>
+    <w:p>
+      <w:pPr>
+        <w:ind w:firstLine="720"/>
+        <w:rPr>
+          <w:rtl/>
+        </w:rPr>
+      </w:pPr>
+    </w:p>
+    <w:p>
+      <w:pPr>
+        <w:ind w:firstLine="720"/>
+        <w:rPr>
+          <w:rtl/>
+        </w:rPr>
+      </w:pPr>
+      <w:r>
+        <w:rPr>
+          <w:rFonts w:hint="cs"/>
+          <w:rtl/>
+        </w:rPr>
+        <w:t xml:space="preserve">כעת אנו מנסים לבדוק אולי זה קשור בכלל </w:t>
+      </w:r>
+      <w:proofErr w:type="spellStart"/>
+      <w:r>
+        <w:rPr>
+          <w:rFonts w:hint="cs"/>
+          <w:rtl/>
+        </w:rPr>
+        <w:t>לקפטור</w:t>
+      </w:r>
+      <w:proofErr w:type="spellEnd"/>
+      <w:r>
+        <w:rPr>
+          <w:rFonts w:hint="cs"/>
+          <w:rtl/>
+        </w:rPr>
+        <w:t xml:space="preserve"> של </w:t>
+      </w:r>
+      <w:proofErr w:type="spellStart"/>
+      <w:r>
+        <w:rPr>
+          <w:rFonts w:hint="cs"/>
+          <w:rtl/>
+        </w:rPr>
+        <w:t>המצלמה,שאולי</w:t>
+      </w:r>
+      <w:proofErr w:type="spellEnd"/>
+      <w:r>
+        <w:rPr>
+          <w:rFonts w:hint="cs"/>
+          <w:rtl/>
+        </w:rPr>
+        <w:t xml:space="preserve"> זה שהוא מקבל קלט של תמונה בגודל 12 זה </w:t>
+      </w:r>
+      <w:proofErr w:type="spellStart"/>
+      <w:r>
+        <w:rPr>
+          <w:rFonts w:hint="cs"/>
+          <w:rtl/>
+        </w:rPr>
+        <w:t>בעייתי,אז</w:t>
+      </w:r>
+      <w:proofErr w:type="spellEnd"/>
+      <w:r>
+        <w:rPr>
+          <w:rFonts w:hint="cs"/>
+          <w:rtl/>
+        </w:rPr>
+        <w:t xml:space="preserve"> לנסות לשנות אותו כך שהוא יהיה בגודל 16</w:t>
+      </w:r>
+    </w:p>
+    <w:p>
+      <w:pPr>
+        <w:rPr>
+          <w:rtl/>
+        </w:rPr>
+      </w:pPr>
+    </w:p>
+    <w:p>
+      <w:pPr>
+        <w:rPr>
+          <w:rtl/>
+        </w:rPr>
+      </w:pPr>
+    </w:p>
+    <w:p>
+      <w:pPr>
+        <w:rPr>
+          <w:rtl/>
+        </w:rPr>
+      </w:pPr>
+    </w:p>
+    <w:p>
+      <w:pPr>
+        <w:rPr>
+          <w:rtl/>
+        </w:rPr>
+      </w:pPr>
+    </w:p>
+    <w:p>
+      <w:pPr>
+        <w:rPr>
+          <w:rtl/>
+        </w:rPr>
+      </w:pPr>
+    </w:p>
+    <w:p>
+      <w:pPr>
+        <w:rPr>
+          <w:rtl/>
+        </w:rPr>
+      </w:pPr>
+      <w:r>
+        <w:rPr>
+          <w:rFonts w:hint="cs"/>
+          <w:rtl/>
+        </w:rPr>
+        <w:t>30.12.2025</w:t>
+      </w:r>
+    </w:p>
+    <w:p>
+      <w:pPr>
+        <w:rPr>
+          <w:rtl/>
+        </w:rPr>
+      </w:pPr>
+      <w:r>
+        <w:rPr>
+          <w:rFonts w:hint="cs"/>
+          <w:rtl/>
+        </w:rPr>
+        <w:t>בוקר אור</w:t>
+      </w:r>
+    </w:p>
+    <w:p>
+      <w:pPr>
+        <w:rPr>
+          <w:rtl/>
+        </w:rPr>
+      </w:pPr>
+      <w:r>
+        <w:rPr>
+          <w:rFonts w:hint="cs"/>
+          <w:rtl/>
+        </w:rPr>
+        <w:t>ממשיכים בה עם לנסות להוציא תמונה רגילה</w:t>
+      </w:r>
+    </w:p>
+    <w:p>
+      <w:pPr>
+        <w:ind w:firstLine="720"/>
+        <w:rPr>
+          <w:rtl/>
+        </w:rPr>
+      </w:pPr>
+      <w:r>
+        <w:rPr>
+          <w:rFonts w:hint="cs"/>
+          <w:rtl/>
+        </w:rPr>
+        <w:lastRenderedPageBreak/>
+        <w:t xml:space="preserve">בעצם </w:t>
+      </w:r>
+      <w:proofErr w:type="spellStart"/>
+      <w:r>
+        <w:rPr>
+          <w:rFonts w:hint="cs"/>
+          <w:rtl/>
+        </w:rPr>
+        <w:t>גימיני</w:t>
+      </w:r>
+      <w:proofErr w:type="spellEnd"/>
+      <w:r>
+        <w:rPr>
+          <w:rFonts w:hint="cs"/>
+          <w:rtl/>
+        </w:rPr>
+        <w:t xml:space="preserve"> טען בפעם הקודמת לאלעד שהבלוק של </w:t>
+      </w:r>
+      <w:proofErr w:type="spellStart"/>
+      <w:r>
+        <w:rPr>
+          <w:rFonts w:hint="cs"/>
+          <w:rtl/>
+        </w:rPr>
+        <w:t>הקפטור</w:t>
+      </w:r>
+      <w:proofErr w:type="spellEnd"/>
+      <w:r>
+        <w:rPr>
+          <w:rFonts w:hint="cs"/>
+          <w:rtl/>
+        </w:rPr>
+        <w:t xml:space="preserve"> מבצע פעולות של חלוקה </w:t>
+      </w:r>
+      <w:proofErr w:type="spellStart"/>
+      <w:r>
+        <w:rPr>
+          <w:rFonts w:hint="cs"/>
+          <w:rtl/>
+        </w:rPr>
+        <w:t>ומודולו</w:t>
+      </w:r>
+      <w:proofErr w:type="spellEnd"/>
+      <w:r>
+        <w:rPr>
+          <w:rFonts w:hint="cs"/>
+          <w:rtl/>
+        </w:rPr>
+        <w:t xml:space="preserve"> שהם לא אידיאליות(אפשר לראות בדיאגרמת </w:t>
+      </w:r>
+      <w:proofErr w:type="spellStart"/>
+      <w:r>
+        <w:rPr>
+          <w:rFonts w:hint="cs"/>
+          <w:rtl/>
+        </w:rPr>
+        <w:t>בללןקים,בטופ,אחרי</w:t>
+      </w:r>
+      <w:proofErr w:type="spellEnd"/>
+      <w:r>
+        <w:rPr>
+          <w:rFonts w:hint="cs"/>
+          <w:rtl/>
+        </w:rPr>
+        <w:t xml:space="preserve"> </w:t>
+      </w:r>
+      <w:proofErr w:type="spellStart"/>
+      <w:r>
+        <w:rPr>
+          <w:rFonts w:hint="cs"/>
+          <w:rtl/>
+        </w:rPr>
+        <w:t>הקפטור</w:t>
+      </w:r>
+      <w:proofErr w:type="spellEnd"/>
+      <w:r>
+        <w:rPr>
+          <w:rFonts w:hint="cs"/>
+          <w:rtl/>
+        </w:rPr>
+        <w:t>) ושננסה לשנות את הלוגיקה</w:t>
+      </w:r>
+    </w:p>
+    <w:p>
+      <w:pPr>
+        <w:rPr>
+          <w:rtl/>
+        </w:rPr>
+      </w:pPr>
+      <w:r>
+        <w:rPr>
+          <w:rFonts w:hint="cs"/>
+          <w:rtl/>
+        </w:rPr>
+        <w:t xml:space="preserve">אבל אחרי השינוי </w:t>
+      </w:r>
+      <w:proofErr w:type="spellStart"/>
+      <w:r>
+        <w:rPr>
+          <w:rFonts w:hint="cs"/>
+          <w:rtl/>
+        </w:rPr>
+        <w:t>בקוד</w:t>
+      </w:r>
+      <w:r>
+        <w:rPr>
+          <w:rFonts w:hint="cs"/>
+          <w:rtl/>
+        </w:rPr>
+        <w:t>,עדיין</w:t>
+      </w:r>
+      <w:proofErr w:type="spellEnd"/>
+      <w:r>
+        <w:rPr>
+          <w:rFonts w:hint="cs"/>
+          <w:rtl/>
+        </w:rPr>
+        <w:t xml:space="preserve"> אין שינוי</w:t>
+      </w:r>
+      <w:r>
+        <w:rPr>
+          <w:rFonts w:hint="cs"/>
+          <w:rtl/>
+        </w:rPr>
+        <w:t xml:space="preserve"> במסך</w:t>
+      </w:r>
+    </w:p>
+    <w:p>
+      <w:pPr>
+        <w:rPr>
+          <w:rtl/>
+        </w:rPr>
+      </w:pPr>
+      <w:r>
+        <w:rPr>
+          <w:noProof/>
+        </w:rPr>
+        <w:drawing>
+          <wp:inline distT="0" distB="0" distL="0" distR="0" wp14:anchorId="73B4A55F" wp14:editId="20BD8D02">
+            <wp:extent cx="5264150" cy="2867025"/>
+            <wp:effectExtent l="0" t="0" r="0" b="9525"/>
+            <wp:docPr id="17" name="תמונה 17"/>
+            <wp:cNvGraphicFramePr>
+              <a:graphicFrameLocks xmlns:a="http://schemas.openxmlformats.org/drawingml/2006/main" noChangeAspect="1"/>
+            </wp:cNvGraphicFramePr>
+            <a:graphic xmlns:a="http://schemas.openxmlformats.org/drawingml/2006/main">
+              <a:graphicData uri="http://schemas.openxmlformats.org/drawingml/2006/picture">
+                <pic:pic xmlns:pic="http://schemas.openxmlformats.org/drawingml/2006/picture">
+                  <pic:nvPicPr>
+                    <pic:cNvPr id="0" name="Picture 1"/>
+                    <pic:cNvPicPr>
+                      <a:picLocks noChangeAspect="1" noChangeArrowheads="1"/>
+                    </pic:cNvPicPr>
+                  </pic:nvPicPr>
+                  <pic:blipFill>
+                    <a:blip r:embed="rId20" cstate="print">
+                      <a:extLst>
+                        <a:ext uri="{28A0092B-C50C-407E-A947-70E740481C1C}">
+                          <a14:useLocalDpi xmlns:a14="http://schemas.microsoft.com/office/drawing/2010/main" val="0"/>
+                        </a:ext>
+                      </a:extLst>
+                    </a:blip>
+                    <a:srcRect/>
+                    <a:stretch>
+                      <a:fillRect/>
+                    </a:stretch>
+                  </pic:blipFill>
+                  <pic:spPr bwMode="auto">
+                    <a:xfrm>
+                      <a:off x="0" y="0"/>
+                      <a:ext cx="5264150" cy="2867025"/>
+                    </a:xfrm>
+                    <a:prstGeom prst="rect">
+                      <a:avLst/>
+                    </a:prstGeom>
+                    <a:noFill/>
+                    <a:ln>
+                      <a:noFill/>
+                    </a:ln>
+                  </pic:spPr>
+                </pic:pic>
+              </a:graphicData>
+            </a:graphic>
+          </wp:inline>
+        </w:drawing>
+      </w:r>
+    </w:p>
+    <w:p>
+      <w:pPr>
+        <w:ind w:firstLine="720"/>
+        <w:rPr>
+          <w:rtl/>
+        </w:rPr>
+      </w:pPr>
+    </w:p>
+    <w:p>
+      <w:pPr>
+        <w:ind w:firstLine="720"/>
+        <w:rPr>
+          <w:rtl/>
+        </w:rPr>
+      </w:pPr>
+      <w:r>
+        <w:rPr>
+          <w:rFonts w:hint="cs"/>
+          <w:rtl/>
+        </w:rPr>
+        <w:t xml:space="preserve">איכשהוא אנחנו מנסים לשנות היום רכיבים בתוך </w:t>
+      </w:r>
+      <w:proofErr w:type="spellStart"/>
+      <w:r>
+        <w:rPr>
+          <w:rFonts w:hint="cs"/>
+          <w:rtl/>
+        </w:rPr>
+        <w:t>הקומון</w:t>
+      </w:r>
+      <w:proofErr w:type="spellEnd"/>
+      <w:r>
+        <w:rPr>
+          <w:rFonts w:hint="cs"/>
+          <w:rtl/>
+        </w:rPr>
+        <w:t xml:space="preserve"> </w:t>
+      </w:r>
+      <w:proofErr w:type="spellStart"/>
+      <w:r>
+        <w:rPr>
+          <w:rFonts w:hint="cs"/>
+          <w:rtl/>
+        </w:rPr>
+        <w:t>פקג</w:t>
+      </w:r>
+      <w:proofErr w:type="spellEnd"/>
+    </w:p>
+    <w:p>
+      <w:pPr>
+        <w:ind w:firstLine="720"/>
+        <w:rPr>
+          <w:rtl/>
+        </w:rPr>
+      </w:pPr>
+      <w:r>
+        <w:rPr>
+          <w:rFonts w:hint="cs"/>
+          <w:rtl/>
+        </w:rPr>
+        <w:t xml:space="preserve">ובתוך </w:t>
+      </w:r>
+      <w:proofErr w:type="spellStart"/>
+      <w:r>
+        <w:rPr>
+          <w:rFonts w:hint="cs"/>
+          <w:rtl/>
+        </w:rPr>
+        <w:t>הקפצור</w:t>
+      </w:r>
+      <w:proofErr w:type="spellEnd"/>
+      <w:r>
+        <w:rPr>
+          <w:rFonts w:hint="cs"/>
+          <w:rtl/>
+        </w:rPr>
+        <w:t xml:space="preserve">(שבו ניסינו לשנות איזה שהוא גוון מירוק לאדום או </w:t>
+      </w:r>
+      <w:proofErr w:type="spellStart"/>
+      <w:r>
+        <w:rPr>
+          <w:rFonts w:hint="cs"/>
+          <w:rtl/>
+        </w:rPr>
+        <w:t>ההיפך,זה</w:t>
+      </w:r>
+      <w:proofErr w:type="spellEnd"/>
+      <w:r>
+        <w:rPr>
+          <w:rFonts w:hint="cs"/>
+          <w:rtl/>
+        </w:rPr>
+        <w:t xml:space="preserve"> כמובן גם לא עבד)</w:t>
+      </w:r>
+    </w:p>
+    <w:p>
+      <w:pPr>
+        <w:ind w:firstLine="720"/>
+        <w:rPr>
+          <w:rtl/>
+        </w:rPr>
+      </w:pPr>
+    </w:p>
+    <w:p>
+      <w:pPr>
+        <w:ind w:firstLine="720"/>
+        <w:rPr>
+          <w:rtl/>
+        </w:rPr>
+      </w:pPr>
+      <w:r>
+        <w:rPr>
+          <w:rFonts w:hint="cs"/>
+          <w:rtl/>
+        </w:rPr>
+        <w:t xml:space="preserve">הצלחנו להגיע על ידי שינוים </w:t>
+      </w:r>
+      <w:proofErr w:type="spellStart"/>
+      <w:r>
+        <w:rPr>
+          <w:rFonts w:hint="cs"/>
+          <w:rtl/>
+        </w:rPr>
+        <w:t>בקומון</w:t>
+      </w:r>
+      <w:proofErr w:type="spellEnd"/>
+      <w:r>
+        <w:rPr>
+          <w:rFonts w:hint="cs"/>
+          <w:rtl/>
+        </w:rPr>
+        <w:t xml:space="preserve"> </w:t>
+      </w:r>
+      <w:proofErr w:type="spellStart"/>
+      <w:r>
+        <w:rPr>
+          <w:rFonts w:hint="cs"/>
+          <w:rtl/>
+        </w:rPr>
+        <w:t>פקג,גם</w:t>
+      </w:r>
+      <w:proofErr w:type="spellEnd"/>
+      <w:r>
+        <w:rPr>
+          <w:rFonts w:hint="cs"/>
+          <w:rtl/>
+        </w:rPr>
+        <w:t xml:space="preserve"> למצב שהמסך מוציא דרך </w:t>
+      </w:r>
+      <w:proofErr w:type="spellStart"/>
+      <w:r>
+        <w:rPr>
+          <w:rFonts w:hint="cs"/>
+          <w:rtl/>
+        </w:rPr>
+        <w:t>המצלמה,תמונה</w:t>
+      </w:r>
+      <w:proofErr w:type="spellEnd"/>
+      <w:r>
+        <w:rPr>
+          <w:rFonts w:hint="cs"/>
+          <w:rtl/>
+        </w:rPr>
+        <w:t xml:space="preserve"> של שורות צבעוניות</w:t>
+      </w:r>
+    </w:p>
+    <w:p>
+      <w:pPr>
+        <w:ind w:firstLine="720"/>
+        <w:rPr>
+          <w:rtl/>
+        </w:rPr>
+      </w:pPr>
+      <w:r>
+        <w:rPr>
+          <w:rFonts w:hint="cs"/>
+          <w:rtl/>
+        </w:rPr>
+        <w:t xml:space="preserve">ללא קשר למצולם </w:t>
+      </w:r>
+      <w:proofErr w:type="spellStart"/>
+      <w:r>
+        <w:rPr>
+          <w:rFonts w:hint="cs"/>
+          <w:rtl/>
+        </w:rPr>
+        <w:t>מהמצלמה,וגם</w:t>
+      </w:r>
+      <w:proofErr w:type="spellEnd"/>
+      <w:r>
+        <w:rPr>
+          <w:rFonts w:hint="cs"/>
+          <w:rtl/>
+        </w:rPr>
+        <w:t xml:space="preserve"> כעת לאחר </w:t>
+      </w:r>
+      <w:proofErr w:type="spellStart"/>
+      <w:r>
+        <w:rPr>
+          <w:rFonts w:hint="cs"/>
+          <w:rtl/>
+        </w:rPr>
+        <w:t>מכן,להוציא</w:t>
+      </w:r>
+      <w:proofErr w:type="spellEnd"/>
+      <w:r>
+        <w:rPr>
+          <w:rFonts w:hint="cs"/>
+          <w:rtl/>
+        </w:rPr>
+        <w:t xml:space="preserve"> תמונה שהיא סוף סוף לא מחולקת </w:t>
+      </w:r>
+      <w:proofErr w:type="spellStart"/>
+      <w:r>
+        <w:rPr>
+          <w:rFonts w:hint="cs"/>
+          <w:rtl/>
+        </w:rPr>
+        <w:t>בשלוש,אבל</w:t>
+      </w:r>
+      <w:proofErr w:type="spellEnd"/>
+      <w:r>
+        <w:rPr>
+          <w:rFonts w:hint="cs"/>
+          <w:rtl/>
+        </w:rPr>
+        <w:t xml:space="preserve"> עדיין נראית מעוותת</w:t>
+      </w:r>
+    </w:p>
+    <w:p>
+      <w:pPr>
+        <w:ind w:firstLine="720"/>
+        <w:rPr>
+          <w:rtl/>
+        </w:rPr>
+      </w:pPr>
+    </w:p>
+    <w:p>
+      <w:pPr>
+        <w:ind w:firstLine="720"/>
+        <w:rPr>
+          <w:rtl/>
+        </w:rPr>
+      </w:pPr>
+    </w:p>
+    <w:p>
+      <w:pPr>
+        <w:ind w:firstLine="720"/>
+        <w:rPr>
+          <w:rtl/>
+        </w:rPr>
+      </w:pPr>
+    </w:p>
+    <w:p>
+      <w:pPr>
+        <w:ind w:firstLine="720"/>
+        <w:rPr>
+          <w:rtl/>
+        </w:rPr>
+      </w:pPr>
+    </w:p>
+    <w:p>
+      <w:pPr>
+        <w:ind w:firstLine="720"/>
+        <w:rPr>
+          <w:rtl/>
+        </w:rPr>
+      </w:pPr>
+    </w:p>
+    <w:p>
+      <w:pPr>
+        <w:ind w:firstLine="720"/>
+        <w:rPr>
+          <w:rtl/>
+        </w:rPr>
+      </w:pPr>
+    </w:p>
+    <w:p>
+      <w:pPr>
+        <w:ind w:firstLine="720"/>
+        <w:rPr>
+          <w:rtl/>
+        </w:rPr>
+      </w:pPr>
+    </w:p>
+    <w:p>
+      <w:pPr>
+        <w:ind w:firstLine="720"/>
+        <w:rPr>
+          <w:rtl/>
+        </w:rPr>
+      </w:pPr>
+    </w:p>
+    <w:p>
+      <w:pPr>
+        <w:ind w:firstLine="720"/>
+        <w:rPr>
+          <w:rtl/>
+        </w:rPr>
+      </w:pPr>
+    </w:p>
+    <w:p>
+      <w:pPr>
+        <w:ind w:firstLine="720"/>
+        <w:rPr>
+          <w:rtl/>
+        </w:rPr>
+      </w:pPr>
+    </w:p>
+    <w:p>
+      <w:pPr>
+        <w:ind w:firstLine="720"/>
+        <w:rPr>
+          <w:rtl/>
+        </w:rPr>
+      </w:pPr>
+      <w:r>
+        <w:rPr>
+          <w:rFonts w:hint="cs"/>
+          <w:rtl/>
+        </w:rPr>
+        <w:lastRenderedPageBreak/>
+        <w:t>06.01.2026</w:t>
+      </w:r>
+    </w:p>
+    <w:p>
+      <w:pPr>
+        <w:ind w:firstLine="720"/>
+        <w:rPr>
+          <w:rtl/>
+        </w:rPr>
+      </w:pPr>
+      <w:r>
+        <w:rPr>
+          <w:rFonts w:hint="cs"/>
+          <w:rtl/>
+        </w:rPr>
+        <w:t>בה</w:t>
+      </w:r>
+    </w:p>
+    <w:p>
+      <w:pPr>
+        <w:ind w:firstLine="720"/>
+        <w:rPr>
+          <w:rtl/>
+        </w:rPr>
+      </w:pPr>
+    </w:p>
+    <w:p>
+      <w:pPr>
+        <w:ind w:firstLine="720"/>
+        <w:rPr>
+          <w:rtl/>
+        </w:rPr>
+      </w:pPr>
+      <w:r>
+        <w:rPr>
+          <w:rFonts w:hint="cs"/>
+          <w:rtl/>
+        </w:rPr>
+        <w:t xml:space="preserve"> </w:t>
+      </w:r>
+      <w:r>
+        <w:rPr>
+          <w:rFonts w:hint="cs"/>
+          <w:rtl/>
+        </w:rPr>
+        <w:t xml:space="preserve">הרצנו על </w:t>
+      </w:r>
+      <w:proofErr w:type="spellStart"/>
+      <w:r>
+        <w:rPr>
+          <w:rFonts w:hint="cs"/>
+          <w:rtl/>
+        </w:rPr>
+        <w:t>הגרסא</w:t>
+      </w:r>
+      <w:proofErr w:type="spellEnd"/>
+      <w:r>
+        <w:rPr>
+          <w:rFonts w:hint="cs"/>
+          <w:rtl/>
+        </w:rPr>
+        <w:t xml:space="preserve"> </w:t>
+      </w:r>
+      <w:proofErr w:type="spellStart"/>
+      <w:r>
+        <w:rPr>
+          <w:rFonts w:hint="cs"/>
+          <w:rtl/>
+        </w:rPr>
+        <w:t>הישנה,הזאת</w:t>
+      </w:r>
+      <w:proofErr w:type="spellEnd"/>
+      <w:r>
+        <w:rPr>
+          <w:rFonts w:hint="cs"/>
+          <w:rtl/>
+        </w:rPr>
+        <w:t xml:space="preserve"> של הבלי </w:t>
+      </w:r>
+      <w:proofErr w:type="spellStart"/>
+      <w:r>
+        <w:rPr>
+          <w:rFonts w:hint="cs"/>
+          <w:rtl/>
+        </w:rPr>
+        <w:t>עיבוד,וזה</w:t>
+      </w:r>
+      <w:proofErr w:type="spellEnd"/>
+      <w:r>
+        <w:rPr>
+          <w:rFonts w:hint="cs"/>
+          <w:rtl/>
+        </w:rPr>
+        <w:t xml:space="preserve"> עבד</w:t>
+      </w:r>
+      <w:r>
+        <w:rPr>
+          <w:rFonts w:hint="cs"/>
+          <w:rtl/>
+        </w:rPr>
+        <w:t>!</w:t>
+      </w:r>
+    </w:p>
+    <w:p>
+      <w:pPr>
+        <w:ind w:firstLine="720"/>
+        <w:rPr>
+          <w:noProof/>
+        </w:rPr>
+      </w:pPr>
+      <w:r>
+        <w:rPr>
+          <w:noProof/>
+        </w:rPr>
+        <w:drawing>
+          <wp:inline distT="0" distB="0" distL="0" distR="0" wp14:anchorId="1509B1D9" wp14:editId="3E137E3E">
+            <wp:extent cx="5266055" cy="6183127"/>
+            <wp:effectExtent l="0" t="0" r="0" b="8255"/>
+            <wp:docPr id="19" name="תמונה 19"/>
+            <wp:cNvGraphicFramePr>
+              <a:graphicFrameLocks xmlns:a="http://schemas.openxmlformats.org/drawingml/2006/main" noChangeAspect="1"/>
+            </wp:cNvGraphicFramePr>
+            <a:graphic xmlns:a="http://schemas.openxmlformats.org/drawingml/2006/main">
+              <a:graphicData uri="http://schemas.openxmlformats.org/drawingml/2006/picture">
+                <pic:pic xmlns:pic="http://schemas.openxmlformats.org/drawingml/2006/picture">
+                  <pic:nvPicPr>
+                    <pic:cNvPr id="0" name="Picture 1"/>
+                    <pic:cNvPicPr>
+                      <a:picLocks noChangeAspect="1" noChangeArrowheads="1"/>
+                    </pic:cNvPicPr>
+                  </pic:nvPicPr>
+                  <pic:blipFill rotWithShape="1">
+                    <a:blip r:embed="rId21" cstate="print">
+                      <a:extLst>
+                        <a:ext uri="{28A0092B-C50C-407E-A947-70E740481C1C}">
+                          <a14:useLocalDpi xmlns:a14="http://schemas.microsoft.com/office/drawing/2010/main" val="0"/>
+                        </a:ext>
+                      </a:extLst>
+                    </a:blip>
+                    <a:srcRect t="11960"/>
+                    <a:stretch/>
+                  </pic:blipFill>
+                  <pic:spPr bwMode="auto">
+                    <a:xfrm>
+                      <a:off x="0" y="0"/>
+                      <a:ext cx="5266055" cy="6183127"/>
+                    </a:xfrm>
+                    <a:prstGeom prst="rect">
+                      <a:avLst/>
+                    </a:prstGeom>
+                    <a:noFill/>
+                    <a:ln>
+                      <a:noFill/>
+                    </a:ln>
+                    <a:extLst>
+                      <a:ext uri="{53640926-AAD7-44D8-BBD7-CCE9431645EC}">
+                        <a14:shadowObscured xmlns:a14="http://schemas.microsoft.com/office/drawing/2010/main"/>
+                      </a:ext>
+                    </a:extLst>
+                  </pic:spPr>
+                </pic:pic>
+              </a:graphicData>
+            </a:graphic>
+          </wp:inline>
+        </w:drawing>
+      </w:r>
+    </w:p>
+    <w:p>
+      <w:pPr>
+        <w:rPr>
+          <w:rtl/>
+        </w:rPr>
+      </w:pPr>
+    </w:p>
+    <w:p>
+      <w:pPr>
+        <w:rPr>
+          <w:noProof/>
+          <w:rtl/>
+        </w:rPr>
+      </w:pPr>
+    </w:p>
+    <w:p>
+      <w:pPr>
+        <w:jc w:val="center"/>
+        <w:rPr>
+          <w:rtl/>
+        </w:rPr>
+      </w:pPr>
+    </w:p>
+    <w:p>
+      <w:pPr>
+        <w:jc w:val="center"/>
+        <w:rPr>
+          <w:rtl/>
+        </w:rPr>
+      </w:pPr>
+    </w:p>
+    <w:p>
+      <w:pPr>
+        <w:jc w:val="center"/>
+        <w:rPr>
+          <w:rtl/>
+        </w:rPr>
+      </w:pPr>
+    </w:p>
+    <w:p>
+      <w:pPr>
+        <w:jc w:val="center"/>
+        <w:rPr>
+          <w:rtl/>
+        </w:rPr>
+      </w:pPr>
+    </w:p>
+    <w:p>
+      <w:pPr>
+        <w:jc w:val="center"/>
+        <w:rPr>
+          <w:rtl/>
+        </w:rPr>
+      </w:pPr>
+      <w:r>
+        <w:rPr>
+          <w:rFonts w:hint="cs"/>
+          <w:rtl/>
+        </w:rPr>
+        <w:t>דיאגרמת הבלוקים של המערכת שמצליחה להוציא את התמונות:</w:t>
+      </w:r>
+    </w:p>
+    <w:p>
+      <w:pPr>
+        <w:jc w:val="center"/>
+        <w:rPr>
+          <w:rtl/>
+        </w:rPr>
+      </w:pPr>
+      <w:proofErr w:type="spellStart"/>
+      <w:r>
+        <w:rPr>
+          <w:rFonts w:hint="cs"/>
+          <w:rtl/>
+        </w:rPr>
+        <w:t>הערה,הדברים</w:t>
+      </w:r>
+      <w:proofErr w:type="spellEnd"/>
+      <w:r>
+        <w:rPr>
+          <w:rFonts w:hint="cs"/>
+          <w:rtl/>
+        </w:rPr>
+        <w:t xml:space="preserve"> היחידים </w:t>
+      </w:r>
+      <w:proofErr w:type="spellStart"/>
+      <w:r>
+        <w:rPr>
+          <w:rFonts w:hint="cs"/>
+          <w:rtl/>
+        </w:rPr>
+        <w:t>ששינינו,שעידכנו</w:t>
+      </w:r>
+      <w:proofErr w:type="spellEnd"/>
+      <w:r>
+        <w:rPr>
+          <w:rFonts w:hint="cs"/>
+          <w:rtl/>
+        </w:rPr>
+        <w:t xml:space="preserve"> ליתר </w:t>
+      </w:r>
+      <w:proofErr w:type="spellStart"/>
+      <w:r>
+        <w:rPr>
+          <w:rFonts w:hint="cs"/>
+          <w:rtl/>
+        </w:rPr>
+        <w:t>דיוק,אלו</w:t>
+      </w:r>
+      <w:proofErr w:type="spellEnd"/>
+      <w:r>
+        <w:rPr>
+          <w:rFonts w:hint="cs"/>
+          <w:rtl/>
+        </w:rPr>
+        <w:t xml:space="preserve"> ה</w:t>
+      </w:r>
+      <w:r>
+        <w:rPr>
+          <w:rFonts w:hint="cs"/>
+        </w:rPr>
+        <w:t>IP</w:t>
+      </w:r>
+    </w:p>
+    <w:p>
+      <w:pPr>
+        <w:jc w:val="center"/>
+        <w:rPr>
+          <w:rtl/>
+        </w:rPr>
+      </w:pPr>
+      <w:r>
+        <w:rPr>
+          <w:rFonts w:hint="cs"/>
+          <w:rtl/>
+        </w:rPr>
+        <w:t>של הגישה ל</w:t>
+      </w:r>
+      <w:r>
+        <w:rPr>
+          <w:rFonts w:hint="cs"/>
+        </w:rPr>
+        <w:t>BRAM</w:t>
+      </w:r>
+      <w:r>
+        <w:rPr>
+          <w:rFonts w:hint="cs"/>
+          <w:rtl/>
+        </w:rPr>
+        <w:t xml:space="preserve"> </w:t>
+      </w:r>
+      <w:proofErr w:type="spellStart"/>
+      <w:r>
+        <w:rPr>
+          <w:rFonts w:hint="cs"/>
+          <w:rtl/>
+        </w:rPr>
+        <w:t>ולקלוק</w:t>
+      </w:r>
+      <w:proofErr w:type="spellEnd"/>
+      <w:r>
+        <w:rPr>
+          <w:rFonts w:hint="cs"/>
+          <w:rtl/>
+        </w:rPr>
+        <w:t xml:space="preserve"> </w:t>
+      </w:r>
+      <w:proofErr w:type="spellStart"/>
+      <w:r>
+        <w:rPr>
+          <w:rFonts w:hint="cs"/>
+          <w:rtl/>
+        </w:rPr>
+        <w:t>וויזארט,שניגשנו</w:t>
+      </w:r>
+      <w:proofErr w:type="spellEnd"/>
+      <w:r>
+        <w:rPr>
+          <w:rFonts w:hint="cs"/>
+          <w:rtl/>
+        </w:rPr>
+        <w:t xml:space="preserve"> לזה דרך </w:t>
+      </w:r>
+      <w:proofErr w:type="spellStart"/>
+      <w:r>
+        <w:rPr>
+          <w:rFonts w:hint="cs"/>
+          <w:rtl/>
+        </w:rPr>
+        <w:t>הרפורטס</w:t>
+      </w:r>
+      <w:proofErr w:type="spellEnd"/>
+      <w:r>
+        <w:rPr>
+          <w:rFonts w:hint="cs"/>
+          <w:rtl/>
+        </w:rPr>
+        <w:t xml:space="preserve"> בצד שמאל למעלה </w:t>
+      </w:r>
+      <w:proofErr w:type="spellStart"/>
+      <w:r>
+        <w:rPr>
+          <w:rFonts w:hint="cs"/>
+          <w:rtl/>
+        </w:rPr>
+        <w:t>בויואדו</w:t>
+      </w:r>
+      <w:proofErr w:type="spellEnd"/>
+    </w:p>
+    <w:p>
+      <w:pPr>
+        <w:jc w:val="center"/>
+        <w:rPr>
+          <w:rtl/>
+        </w:rPr>
+      </w:pPr>
+      <w:r>
+        <w:rPr>
+          <w:rFonts w:hint="cs"/>
+          <w:rtl/>
+        </w:rPr>
+        <w:t xml:space="preserve">ומשם </w:t>
+      </w:r>
+      <w:proofErr w:type="spellStart"/>
+      <w:r>
+        <w:rPr>
+          <w:rFonts w:hint="cs"/>
+          <w:rtl/>
+        </w:rPr>
+        <w:t>הויואדו</w:t>
+      </w:r>
+      <w:proofErr w:type="spellEnd"/>
+      <w:r>
+        <w:rPr>
+          <w:rFonts w:hint="cs"/>
+          <w:rtl/>
+        </w:rPr>
+        <w:t xml:space="preserve"> עשה עדכון</w:t>
+      </w:r>
+    </w:p>
+    <w:p>
+      <w:pPr>
+        <w:jc w:val="center"/>
+        <w:rPr>
+          <w:noProof/>
+        </w:rPr>
+      </w:pPr>
+      <w:r>
+        <w:rPr>
+          <w:noProof/>
+        </w:rPr>
+        <w:drawing>
+          <wp:inline distT="0" distB="0" distL="0" distR="0" wp14:anchorId="7CE38FFF" wp14:editId="658125DA">
+            <wp:extent cx="5274310" cy="2939415"/>
+            <wp:effectExtent l="0" t="0" r="2540" b="0"/>
+            <wp:docPr id="20" name="תמונה 20"/>
+            <wp:cNvGraphicFramePr>
+              <a:graphicFrameLocks xmlns:a="http://schemas.openxmlformats.org/drawingml/2006/main" noChangeAspect="1"/>
+            </wp:cNvGraphicFramePr>
+            <a:graphic xmlns:a="http://schemas.openxmlformats.org/drawingml/2006/main">
+              <a:graphicData uri="http://schemas.openxmlformats.org/drawingml/2006/picture">
+                <pic:pic xmlns:pic="http://schemas.openxmlformats.org/drawingml/2006/picture">
+                  <pic:nvPicPr>
+                    <pic:cNvPr id="0" name="Picture 2"/>
+                    <pic:cNvPicPr>
+                      <a:picLocks noChangeAspect="1" noChangeArrowheads="1"/>
+                    </pic:cNvPicPr>
+                  </pic:nvPicPr>
+                  <pic:blipFill>
+                    <a:blip r:embed="rId22" cstate="print">
+                      <a:extLst>
+                        <a:ext uri="{28A0092B-C50C-407E-A947-70E740481C1C}">
+                          <a14:useLocalDpi xmlns:a14="http://schemas.microsoft.com/office/drawing/2010/main" val="0"/>
+                        </a:ext>
+                      </a:extLst>
+                    </a:blip>
+                    <a:srcRect/>
+                    <a:stretch>
+                      <a:fillRect/>
+                    </a:stretch>
+                  </pic:blipFill>
+                  <pic:spPr bwMode="auto">
+                    <a:xfrm>
+                      <a:off x="0" y="0"/>
+                      <a:ext cx="5274310" cy="2939415"/>
+                    </a:xfrm>
+                    <a:prstGeom prst="rect">
+                      <a:avLst/>
+                    </a:prstGeom>
+                    <a:noFill/>
+                    <a:ln>
+                      <a:noFill/>
+                    </a:ln>
+                  </pic:spPr>
+                </pic:pic>
+              </a:graphicData>
+            </a:graphic>
+          </wp:inline>
+        </w:drawing>
+      </w:r>
+    </w:p>
+    <w:p>
+      <w:pPr>
+        <w:rPr>
+          <w:rtl/>
+        </w:rPr>
+      </w:pPr>
+    </w:p>
+    <w:p>
+      <w:pPr>
+        <w:rPr>
+          <w:rtl/>
+        </w:rPr>
+      </w:pPr>
+      <w:r>
+        <w:rPr>
+          <w:rFonts w:hint="cs"/>
+          <w:rtl/>
+        </w:rPr>
+        <w:t xml:space="preserve">אנחנו מתחילים לעבור על הקוד של הגרסה </w:t>
+      </w:r>
+      <w:proofErr w:type="spellStart"/>
+      <w:r>
+        <w:rPr>
+          <w:rFonts w:hint="cs"/>
+          <w:rtl/>
+        </w:rPr>
+        <w:t>שעובדת,מתחילים</w:t>
+      </w:r>
+      <w:proofErr w:type="spellEnd"/>
+      <w:r>
+        <w:rPr>
+          <w:rFonts w:hint="cs"/>
+          <w:rtl/>
+        </w:rPr>
+        <w:t xml:space="preserve"> מה</w:t>
+      </w:r>
+      <w:r>
+        <w:rPr>
+          <w:rFonts w:hint="cs"/>
+          <w:highlight w:val="yellow"/>
+        </w:rPr>
+        <w:t>XDC</w:t>
+      </w:r>
+    </w:p>
+    <w:p>
+      <w:pPr>
+        <w:rPr>
+          <w:rtl/>
+        </w:rPr>
+      </w:pPr>
+      <w:r>
+        <w:rPr>
+          <w:rFonts w:hint="cs"/>
+          <w:rtl/>
+        </w:rPr>
+        <w:t xml:space="preserve">להבין גם את </w:t>
+      </w:r>
+      <w:proofErr w:type="spellStart"/>
+      <w:r>
+        <w:rPr>
+          <w:rFonts w:hint="cs"/>
+          <w:rtl/>
+        </w:rPr>
+        <w:t>האהרד</w:t>
+      </w:r>
+      <w:proofErr w:type="spellEnd"/>
+      <w:r>
+        <w:rPr>
+          <w:rFonts w:hint="cs"/>
+          <w:rtl/>
+        </w:rPr>
+        <w:t xml:space="preserve"> </w:t>
+      </w:r>
+      <w:proofErr w:type="spellStart"/>
+      <w:r>
+        <w:rPr>
+          <w:rFonts w:hint="cs"/>
+          <w:rtl/>
+        </w:rPr>
+        <w:t>ריסט</w:t>
+      </w:r>
+      <w:proofErr w:type="spellEnd"/>
+    </w:p>
+    <w:p>
+      <w:pPr>
+        <w:rPr>
+          <w:rtl/>
+        </w:rPr>
+      </w:pPr>
+    </w:p>
+    <w:p>
+      <w:pPr>
+        <w:rPr>
+          <w:rtl/>
+        </w:rPr>
+      </w:pPr>
+      <w:r>
+        <w:rPr>
+          <w:rFonts w:hint="cs"/>
+          <w:rtl/>
+        </w:rPr>
+        <w:t xml:space="preserve">  </w:t>
+      </w:r>
+      <w:r>
+        <w:rPr>
+          <w:rFonts w:hint="cs"/>
+          <w:highlight w:val="yellow"/>
+          <w:rtl/>
+        </w:rPr>
+        <w:t>שאלה ראשונה:</w:t>
+      </w:r>
+      <w:r>
+        <w:rPr>
+          <w:rFonts w:hint="cs"/>
+          <w:rtl/>
+        </w:rPr>
+        <w:t xml:space="preserve"> מי אחראי על הקונפיגורציה? אחרי שמתג </w:t>
+      </w:r>
+      <w:r>
+        <w:rPr>
+          <w:rFonts w:hint="cs"/>
+        </w:rPr>
+        <w:t>SW</w:t>
+      </w:r>
+      <w:r>
+        <w:rPr>
+          <w:rFonts w:hint="cs"/>
+          <w:rtl/>
+        </w:rPr>
+        <w:t xml:space="preserve">1 מנותק לפי </w:t>
+      </w:r>
+      <w:proofErr w:type="spellStart"/>
+      <w:r>
+        <w:rPr>
+          <w:rFonts w:hint="cs"/>
+          <w:rtl/>
+        </w:rPr>
+        <w:t>גרסא</w:t>
+      </w:r>
+      <w:proofErr w:type="spellEnd"/>
+      <w:r>
+        <w:rPr>
+          <w:rFonts w:hint="cs"/>
+          <w:rtl/>
+        </w:rPr>
+        <w:t xml:space="preserve"> זו</w:t>
+      </w:r>
+    </w:p>
+    <w:p>
+      <w:pPr>
+        <w:rPr>
+          <w:rtl/>
+        </w:rPr>
+      </w:pPr>
+      <w:r>
+        <w:rPr>
+          <w:rFonts w:hint="cs"/>
+          <w:rtl/>
+        </w:rPr>
+        <w:t xml:space="preserve">(רק </w:t>
+      </w:r>
+      <w:r>
+        <w:rPr>
+          <w:rFonts w:hint="cs"/>
+        </w:rPr>
+        <w:t>SW</w:t>
+      </w:r>
+      <w:r>
+        <w:rPr>
+          <w:rFonts w:hint="cs"/>
+          <w:rtl/>
+        </w:rPr>
+        <w:t xml:space="preserve">0 </w:t>
+      </w:r>
+      <w:proofErr w:type="spellStart"/>
+      <w:r>
+        <w:rPr>
+          <w:rFonts w:hint="cs"/>
+          <w:rtl/>
+        </w:rPr>
+        <w:t>מוגדר,עבור</w:t>
+      </w:r>
+      <w:proofErr w:type="spellEnd"/>
+      <w:r>
+        <w:rPr>
+          <w:rFonts w:hint="cs"/>
+          <w:rtl/>
+        </w:rPr>
+        <w:t xml:space="preserve"> הפעלה וכיבוי של מסך)</w:t>
+      </w:r>
+    </w:p>
+    <w:p>
+      <w:pPr>
+        <w:rPr>
+          <w:rtl/>
+        </w:rPr>
+      </w:pPr>
+    </w:p>
+    <w:p>
+      <w:pPr>
+        <w:rPr>
+          <w:rtl/>
+        </w:rPr>
+      </w:pPr>
+      <w:r>
+        <w:rPr>
+          <w:rFonts w:hint="cs"/>
+          <w:rtl/>
+        </w:rPr>
+        <w:t>הערה</w:t>
+      </w:r>
+    </w:p>
+    <w:p>
+      <w:pPr>
+        <w:rPr>
+          <w:rtl/>
+        </w:rPr>
+      </w:pPr>
+      <w:r>
+        <w:rPr>
+          <w:rFonts w:hint="cs"/>
+          <w:rtl/>
+        </w:rPr>
+        <w:t>מחקנו קוד אחד בשם מאסטר משהו ונראה באמת שהוא לא משפיע ושהוא היה מיותר</w:t>
+      </w:r>
+    </w:p>
+    <w:p>
+      <w:pPr>
+        <w:rPr>
+          <w:rtl/>
+        </w:rPr>
+      </w:pPr>
+    </w:p>
+    <w:p>
+      <w:pPr>
+        <w:rPr>
+          <w:rtl/>
+        </w:rPr>
+      </w:pPr>
+      <w:r>
+        <w:rPr>
+          <w:rFonts w:hint="cs"/>
+          <w:highlight w:val="yellow"/>
+          <w:rtl/>
+        </w:rPr>
+        <w:t xml:space="preserve">מנסים להתחיל עם </w:t>
+      </w:r>
+      <w:proofErr w:type="spellStart"/>
+      <w:r>
+        <w:rPr>
+          <w:rFonts w:hint="cs"/>
+          <w:highlight w:val="yellow"/>
+          <w:rtl/>
+        </w:rPr>
+        <w:t>העיבודד</w:t>
+      </w:r>
+      <w:proofErr w:type="spellEnd"/>
+    </w:p>
+    <w:p>
+      <w:pPr>
+        <w:rPr>
+          <w:rtl/>
+        </w:rPr>
+      </w:pPr>
+      <w:r>
+        <w:rPr>
+          <w:rFonts w:hint="cs"/>
+          <w:rtl/>
+        </w:rPr>
+        <w:t>כעת אנחנו רוצים לחלק סוף סוף את המסך</w:t>
+      </w:r>
+    </w:p>
+    <w:p>
+      <w:pPr>
+        <w:rPr>
+          <w:rtl/>
+        </w:rPr>
+      </w:pPr>
+      <w:r>
+        <w:rPr>
+          <w:rFonts w:hint="cs"/>
+          <w:rtl/>
+        </w:rPr>
+        <w:t>בחרנו ב48 חלקים שמתחלק סימטרי,80 על 80</w:t>
+      </w:r>
+    </w:p>
+    <w:p>
+      <w:pPr>
+        <w:rPr>
+          <w:rtl/>
+        </w:rPr>
+      </w:pPr>
+      <w:r>
+        <w:rPr>
+          <w:rFonts w:hint="cs"/>
+          <w:rtl/>
+        </w:rPr>
+        <w:t>640 על 480 חלקי 80 בריבוע שווה 48?</w:t>
+      </w:r>
+    </w:p>
+    <w:p>
+      <w:pPr>
+        <w:rPr>
+          <w:rtl/>
+        </w:rPr>
+      </w:pPr>
+      <w:r>
+        <w:rPr>
+          <w:rFonts w:hint="cs"/>
+          <w:rtl/>
+        </w:rPr>
+        <w:t xml:space="preserve">הרוחב יהיה 8 עמודות והגובה יהיה בעל 6 שורות </w:t>
+      </w:r>
+    </w:p>
+    <w:p>
+      <w:pPr>
+        <w:rPr>
+          <w:rtl/>
+        </w:rPr>
+      </w:pPr>
+    </w:p>
+    <w:p>
+      <w:pPr>
+        <w:rPr>
+          <w:rtl/>
+        </w:rPr>
+      </w:pPr>
+      <w:r>
+        <w:rPr>
+          <w:rFonts w:hint="cs"/>
+          <w:rtl/>
+        </w:rPr>
+        <w:lastRenderedPageBreak/>
+        <w:t xml:space="preserve">ננסה לבצע החלוקה </w:t>
+      </w:r>
+      <w:proofErr w:type="spellStart"/>
+      <w:r>
+        <w:rPr>
+          <w:rFonts w:hint="cs"/>
+          <w:rtl/>
+        </w:rPr>
+        <w:t>הנל</w:t>
+      </w:r>
+      <w:proofErr w:type="spellEnd"/>
+      <w:r>
+        <w:rPr>
+          <w:rFonts w:hint="cs"/>
+          <w:rtl/>
+        </w:rPr>
+        <w:t xml:space="preserve"> בבלוק של </w:t>
+      </w:r>
+      <w:r>
+        <w:rPr>
+          <w:rFonts w:hint="cs"/>
+        </w:rPr>
+        <w:t>VGA</w:t>
+      </w:r>
+      <w:r>
+        <w:rPr>
+          <w:rFonts w:hint="cs"/>
+          <w:rtl/>
+        </w:rPr>
+        <w:t xml:space="preserve"> </w:t>
+      </w:r>
+      <w:proofErr w:type="spellStart"/>
+      <w:r>
+        <w:rPr>
+          <w:rFonts w:hint="cs"/>
+          <w:rtl/>
+        </w:rPr>
+        <w:t>קונטרולר,שהוא</w:t>
+      </w:r>
+      <w:proofErr w:type="spellEnd"/>
+      <w:r>
+        <w:rPr>
+          <w:rFonts w:hint="cs"/>
+          <w:rtl/>
+        </w:rPr>
+        <w:t xml:space="preserve"> אחראי כמובן על הפליטה למסך</w:t>
+      </w:r>
+    </w:p>
+    <w:p>
+      <w:pPr>
+        <w:rPr>
+          <w:rtl/>
+        </w:rPr>
+      </w:pPr>
+      <w:r>
+        <w:rPr>
+          <w:rFonts w:hint="cs"/>
+          <w:rtl/>
+        </w:rPr>
+        <w:t>זה הקוד שהוספנו:</w:t>
+      </w:r>
+    </w:p>
+    <w:p>
+      <w:pPr>
+        <w:rPr>
+          <w:rtl/>
+        </w:rPr>
+      </w:pPr>
+      <w:r>
+        <w:rPr>
+          <w:rFonts w:cs="Arial"/>
+          <w:noProof/>
+          <w:color w:val="7030A0"/>
+        </w:rPr>
+        <w:drawing>
+          <wp:inline distT="0" distB="0" distL="0" distR="0" wp14:anchorId="7C772796" wp14:editId="1B8CD16D">
+            <wp:extent cx="5269230" cy="2969260"/>
+            <wp:effectExtent l="0" t="0" r="7620" b="2540"/>
+            <wp:docPr id="23" name="תמונה 23"/>
+            <wp:cNvGraphicFramePr>
+              <a:graphicFrameLocks xmlns:a="http://schemas.openxmlformats.org/drawingml/2006/main" noChangeAspect="1"/>
+            </wp:cNvGraphicFramePr>
+            <a:graphic xmlns:a="http://schemas.openxmlformats.org/drawingml/2006/main">
+              <a:graphicData uri="http://schemas.openxmlformats.org/drawingml/2006/picture">
+                <pic:pic xmlns:pic="http://schemas.openxmlformats.org/drawingml/2006/picture">
+                  <pic:nvPicPr>
+                    <pic:cNvPr id="0" name="Picture 5"/>
+                    <pic:cNvPicPr>
+                      <a:picLocks noChangeAspect="1" noChangeArrowheads="1"/>
+                    </pic:cNvPicPr>
+                  </pic:nvPicPr>
+                  <pic:blipFill>
+                    <a:blip r:embed="rId23" cstate="print">
+                      <a:extLst>
+                        <a:ext uri="{28A0092B-C50C-407E-A947-70E740481C1C}">
+                          <a14:useLocalDpi xmlns:a14="http://schemas.microsoft.com/office/drawing/2010/main" val="0"/>
+                        </a:ext>
+                      </a:extLst>
+                    </a:blip>
+                    <a:srcRect/>
+                    <a:stretch>
+                      <a:fillRect/>
+                    </a:stretch>
+                  </pic:blipFill>
+                  <pic:spPr bwMode="auto">
+                    <a:xfrm>
+                      <a:off x="0" y="0"/>
+                      <a:ext cx="5269230" cy="2969260"/>
+                    </a:xfrm>
+                    <a:prstGeom prst="rect">
+                      <a:avLst/>
+                    </a:prstGeom>
+                    <a:noFill/>
+                    <a:ln>
+                      <a:noFill/>
+                    </a:ln>
+                  </pic:spPr>
+                </pic:pic>
+              </a:graphicData>
+            </a:graphic>
+          </wp:inline>
+        </w:drawing>
+      </w:r>
+    </w:p>
+    <w:p>
+      <w:pPr>
+        <w:rPr>
+          <w:rtl/>
+        </w:rPr>
+      </w:pPr>
+      <w:r>
+        <w:rPr>
+          <w:rFonts w:hint="cs"/>
+          <w:rtl/>
+        </w:rPr>
+        <w:t>במקום</w:t>
+      </w:r>
+    </w:p>
+    <w:p>
+      <w:pPr>
+        <w:rPr>
+          <w:rtl/>
+        </w:rPr>
+      </w:pPr>
+      <w:r>
+        <w:rPr>
+          <w:rFonts w:cs="Arial"/>
+          <w:rtl/>
+        </w:rPr>
+        <w:drawing>
+          <wp:inline distT="0" distB="0" distL="0" distR="0" wp14:anchorId="07F48118" wp14:editId="68152B75">
+            <wp:extent cx="5274310" cy="560705"/>
+            <wp:effectExtent l="0" t="0" r="2540" b="0"/>
+            <wp:docPr id="22" name="תמונה 22"/>
+            <wp:cNvGraphicFramePr>
+              <a:graphicFrameLocks xmlns:a="http://schemas.openxmlformats.org/drawingml/2006/main" noChangeAspect="1"/>
+            </wp:cNvGraphicFramePr>
+            <a:graphic xmlns:a="http://schemas.openxmlformats.org/drawingml/2006/main">
+              <a:graphicData uri="http://schemas.openxmlformats.org/drawingml/2006/picture">
+                <pic:pic xmlns:pic="http://schemas.openxmlformats.org/drawingml/2006/picture">
+                  <pic:nvPicPr>
+                    <pic:cNvPr id="1" name=""/>
+                    <pic:cNvPicPr/>
+                  </pic:nvPicPr>
+                  <pic:blipFill>
+                    <a:blip r:embed="rId24"/>
+                    <a:stretch>
+                      <a:fillRect/>
+                    </a:stretch>
+                  </pic:blipFill>
+                  <pic:spPr>
+                    <a:xfrm>
+                      <a:off x="0" y="0"/>
+                      <a:ext cx="5274310" cy="560705"/>
+                    </a:xfrm>
+                    <a:prstGeom prst="rect">
+                      <a:avLst/>
+                    </a:prstGeom>
+                  </pic:spPr>
+                </pic:pic>
+              </a:graphicData>
+            </a:graphic>
+          </wp:inline>
+        </w:drawing>
+      </w:r>
+    </w:p>
+    <w:p>
+      <w:pPr>
+        <w:rPr>
+          <w:rtl/>
+        </w:rPr>
+      </w:pPr>
+    </w:p>
+    <w:p>
+      <w:pPr>
+        <w:rPr>
+          <w:rtl/>
+        </w:rPr>
+      </w:pPr>
+      <w:r>
+        <w:rPr>
+          <w:rFonts w:hint="cs"/>
+          <w:rtl/>
+        </w:rPr>
+        <w:t>וזה מה שקיבלנו</w:t>
+      </w:r>
+    </w:p>
+    <w:p>
+      <w:pPr>
+        <w:rPr>
+          <w:rtl/>
+        </w:rPr>
+      </w:pPr>
+      <w:r>
+        <w:rPr>
+          <w:noProof/>
+        </w:rPr>
+        <w:drawing>
+          <wp:inline distT="0" distB="0" distL="0" distR="0" wp14:anchorId="275351F5" wp14:editId="63840AD4">
+            <wp:extent cx="5257165" cy="2958465"/>
+            <wp:effectExtent l="0" t="0" r="635" b="0"/>
+            <wp:docPr id="21" name="תמונה 21"/>
+            <wp:cNvGraphicFramePr>
+              <a:graphicFrameLocks xmlns:a="http://schemas.openxmlformats.org/drawingml/2006/main" noChangeAspect="1"/>
+            </wp:cNvGraphicFramePr>
+            <a:graphic xmlns:a="http://schemas.openxmlformats.org/drawingml/2006/main">
+              <a:graphicData uri="http://schemas.openxmlformats.org/drawingml/2006/picture">
+                <pic:pic xmlns:pic="http://schemas.openxmlformats.org/drawingml/2006/picture">
+                  <pic:nvPicPr>
+                    <pic:cNvPr id="0" name="Picture 4"/>
+                    <pic:cNvPicPr>
+                      <a:picLocks noChangeAspect="1" noChangeArrowheads="1"/>
+                    </pic:cNvPicPr>
+                  </pic:nvPicPr>
+                  <pic:blipFill>
+                    <a:blip r:embed="rId25" cstate="print">
+                      <a:extLst>
+                        <a:ext uri="{28A0092B-C50C-407E-A947-70E740481C1C}">
+                          <a14:useLocalDpi xmlns:a14="http://schemas.microsoft.com/office/drawing/2010/main" val="0"/>
+                        </a:ext>
+                      </a:extLst>
+                    </a:blip>
+                    <a:srcRect/>
+                    <a:stretch>
+                      <a:fillRect/>
+                    </a:stretch>
+                  </pic:blipFill>
+                  <pic:spPr bwMode="auto">
+                    <a:xfrm>
+                      <a:off x="0" y="0"/>
+                      <a:ext cx="5257165" cy="2958465"/>
+                    </a:xfrm>
+                    <a:prstGeom prst="rect">
+                      <a:avLst/>
+                    </a:prstGeom>
+                    <a:noFill/>
+                    <a:ln>
+                      <a:noFill/>
+                    </a:ln>
+                  </pic:spPr>
+                </pic:pic>
+              </a:graphicData>
+            </a:graphic>
+          </wp:inline>
+        </w:drawing>
+      </w:r>
+    </w:p>
+    <w:p>
+      <w:pPr>
+        <w:rPr>
+          <w:rtl/>
+        </w:rPr>
+      </w:pPr>
+    </w:p>
+    <w:p>
+      <w:pPr>
+        <w:rPr>
+          <w:rtl/>
+        </w:rPr>
+      </w:pPr>
+    </w:p>
+    <w:p>
+      <w:pPr>
+        <w:rPr>
+          <w:rtl/>
+        </w:rPr>
+      </w:pPr>
+      <w:r>
+        <w:rPr>
+          <w:rFonts w:hint="cs"/>
+          <w:rtl/>
+        </w:rPr>
+        <w:lastRenderedPageBreak/>
+        <w:t>הצעה עבור מיצוע:</w:t>
+      </w:r>
+    </w:p>
+    <w:p>
+      <w:pPr>
+        <w:rPr>
+          <w:rtl/>
+        </w:rPr>
+      </w:pPr>
+      <w:proofErr w:type="spellStart"/>
+      <w:r>
+        <w:rPr>
+          <w:rFonts w:hint="cs"/>
+          <w:rtl/>
+        </w:rPr>
+        <w:t>הערה,יש</w:t>
+      </w:r>
+      <w:proofErr w:type="spellEnd"/>
+      <w:r>
+        <w:rPr>
+          <w:rFonts w:hint="cs"/>
+          <w:rtl/>
+        </w:rPr>
+        <w:t xml:space="preserve"> בעיה בפעולת </w:t>
+      </w:r>
+      <w:proofErr w:type="spellStart"/>
+      <w:r>
+        <w:rPr>
+          <w:rFonts w:hint="cs"/>
+          <w:rtl/>
+        </w:rPr>
+        <w:t>מודולו</w:t>
+      </w:r>
+      <w:proofErr w:type="spellEnd"/>
+      <w:r>
+        <w:rPr>
+          <w:rFonts w:hint="cs"/>
+          <w:rtl/>
+        </w:rPr>
+        <w:t xml:space="preserve"> אז </w:t>
+      </w:r>
+      <w:proofErr w:type="spellStart"/>
+      <w:r>
+        <w:rPr>
+          <w:rFonts w:hint="cs"/>
+          <w:rtl/>
+        </w:rPr>
+        <w:t>גימיני</w:t>
+      </w:r>
+      <w:proofErr w:type="spellEnd"/>
+      <w:r>
+        <w:rPr>
+          <w:rFonts w:hint="cs"/>
+          <w:rtl/>
+        </w:rPr>
+        <w:t xml:space="preserve"> מציע משהו אחר</w:t>
+      </w:r>
+    </w:p>
+    <w:p>
+      <w:pPr>
+        <w:rPr>
+          <w:rtl/>
+        </w:rPr>
+      </w:pPr>
+    </w:p>
+    <w:p>
+      <w:pPr>
+        <w:rPr>
+          <w:noProof/>
+        </w:rPr>
+      </w:pPr>
+      <w:r>
+        <w:rPr>
+          <w:noProof/>
+        </w:rPr>
+        <w:drawing>
+          <wp:inline distT="0" distB="0" distL="0" distR="0" wp14:anchorId="56D700DA" wp14:editId="51C356C7">
+            <wp:extent cx="5266055" cy="5075555"/>
+            <wp:effectExtent l="0" t="0" r="0" b="0"/>
+            <wp:docPr id="24" name="תמונה 24"/>
+            <wp:cNvGraphicFramePr>
+              <a:graphicFrameLocks xmlns:a="http://schemas.openxmlformats.org/drawingml/2006/main" noChangeAspect="1"/>
+            </wp:cNvGraphicFramePr>
+            <a:graphic xmlns:a="http://schemas.openxmlformats.org/drawingml/2006/main">
+              <a:graphicData uri="http://schemas.openxmlformats.org/drawingml/2006/picture">
+                <pic:pic xmlns:pic="http://schemas.openxmlformats.org/drawingml/2006/picture">
+                  <pic:nvPicPr>
+                    <pic:cNvPr id="0" name="Picture 6"/>
+                    <pic:cNvPicPr>
+                      <a:picLocks noChangeAspect="1" noChangeArrowheads="1"/>
+                    </pic:cNvPicPr>
+                  </pic:nvPicPr>
+                  <pic:blipFill>
+                    <a:blip r:embed="rId26">
+                      <a:extLst>
+                        <a:ext uri="{28A0092B-C50C-407E-A947-70E740481C1C}">
+                          <a14:useLocalDpi xmlns:a14="http://schemas.microsoft.com/office/drawing/2010/main" val="0"/>
+                        </a:ext>
+                      </a:extLst>
+                    </a:blip>
+                    <a:srcRect/>
+                    <a:stretch>
+                      <a:fillRect/>
+                    </a:stretch>
+                  </pic:blipFill>
+                  <pic:spPr bwMode="auto">
+                    <a:xfrm>
+                      <a:off x="0" y="0"/>
+                      <a:ext cx="5266055" cy="5075555"/>
+                    </a:xfrm>
+                    <a:prstGeom prst="rect">
+                      <a:avLst/>
+                    </a:prstGeom>
+                    <a:noFill/>
+                    <a:ln>
+                      <a:noFill/>
+                    </a:ln>
+                  </pic:spPr>
+                </pic:pic>
+              </a:graphicData>
+            </a:graphic>
+          </wp:inline>
+        </w:drawing>
+      </w:r>
+    </w:p>
+    <w:p/>
+    <w:p>
+      <w:pPr>
+        <w:rPr>
+          <w:rtl/>
+        </w:rPr>
+      </w:pPr>
+      <w:r>
+        <w:rPr>
+          <w:rFonts w:hint="cs"/>
+          <w:rtl/>
+        </w:rPr>
+        <w:t xml:space="preserve">כל זה אנחנו מבצעים </w:t>
+      </w:r>
+      <w:proofErr w:type="spellStart"/>
+      <w:r>
+        <w:rPr>
+          <w:rFonts w:hint="cs"/>
+          <w:rtl/>
+        </w:rPr>
+        <w:t>בקפצור</w:t>
+      </w:r>
+      <w:proofErr w:type="spellEnd"/>
+    </w:p>
+    <w:p>
+      <w:pPr>
+        <w:rPr>
+          <w:rtl/>
+        </w:rPr>
+      </w:pPr>
+    </w:p>
+    <w:p>
+      <w:pPr>
+        <w:rPr>
+          <w:rtl/>
+        </w:rPr>
+      </w:pPr>
+    </w:p>
+    <w:p>
+      <w:pPr>
+        <w:rPr>
+          <w:rtl/>
+        </w:rPr>
+      </w:pPr>
+    </w:p>
+    <w:p>
+      <w:pPr>
+        <w:rPr>
+          <w:rtl/>
+        </w:rPr>
+      </w:pPr>
+    </w:p>
+    <w:p>
+      <w:pPr>
+        <w:rPr>
+          <w:rtl/>
+        </w:rPr>
+      </w:pPr>
+    </w:p>
+    <w:p>
+      <w:pPr>
+        <w:rPr>
+          <w:rtl/>
+        </w:rPr>
+      </w:pPr>
+    </w:p>
+    <w:p>
+      <w:pPr>
+        <w:rPr>
+          <w:rtl/>
+        </w:rPr>
+      </w:pPr>
+    </w:p>
+    <w:p>
+      <w:pPr>
+        <w:rPr>
+          <w:rtl/>
+        </w:rPr>
+      </w:pPr>
+    </w:p>
+    <w:p>
+      <w:pPr>
+        <w:rPr>
+          <w:rtl/>
+        </w:rPr>
+      </w:pPr>
+      <w:r>
+        <w:rPr>
+          <w:rFonts w:hint="cs"/>
+          <w:rtl/>
+        </w:rPr>
+        <w:lastRenderedPageBreak/>
+        <w:t>שינוי ראשון:</w:t>
+      </w:r>
+    </w:p>
+    <w:p>
+      <w:pPr>
+        <w:rPr>
+          <w:rtl/>
+        </w:rPr>
+      </w:pPr>
+      <w:r>
+        <w:rPr>
+          <w:rFonts w:cs="Arial"/>
+          <w:rtl/>
+        </w:rPr>
+        <w:drawing>
+          <wp:inline distT="0" distB="0" distL="0" distR="0" wp14:anchorId="239D021D" wp14:editId="42DF9A2D">
+            <wp:extent cx="5274310" cy="5511165"/>
+            <wp:effectExtent l="0" t="0" r="2540" b="0"/>
+            <wp:docPr id="25" name="תמונה 25"/>
+            <wp:cNvGraphicFramePr>
+              <a:graphicFrameLocks xmlns:a="http://schemas.openxmlformats.org/drawingml/2006/main" noChangeAspect="1"/>
+            </wp:cNvGraphicFramePr>
+            <a:graphic xmlns:a="http://schemas.openxmlformats.org/drawingml/2006/main">
+              <a:graphicData uri="http://schemas.openxmlformats.org/drawingml/2006/picture">
+                <pic:pic xmlns:pic="http://schemas.openxmlformats.org/drawingml/2006/picture">
+                  <pic:nvPicPr>
+                    <pic:cNvPr id="1" name=""/>
+                    <pic:cNvPicPr/>
+                  </pic:nvPicPr>
+                  <pic:blipFill>
+                    <a:blip r:embed="rId27"/>
+                    <a:stretch>
+                      <a:fillRect/>
+                    </a:stretch>
+                  </pic:blipFill>
+                  <pic:spPr>
+                    <a:xfrm>
+                      <a:off x="0" y="0"/>
+                      <a:ext cx="5274310" cy="5511165"/>
+                    </a:xfrm>
+                    <a:prstGeom prst="rect">
+                      <a:avLst/>
+                    </a:prstGeom>
+                  </pic:spPr>
+                </pic:pic>
+              </a:graphicData>
+            </a:graphic>
+          </wp:inline>
+        </w:drawing>
+      </w:r>
+    </w:p>
+    <w:p>
+      <w:pPr>
+        <w:rPr>
+          <w:rtl/>
+        </w:rPr>
+      </w:pPr>
+      <w:r>
+        <w:rPr>
+          <w:rFonts w:hint="cs"/>
+          <w:rtl/>
+        </w:rPr>
+        <w:t>שינוי שני:</w:t>
+      </w:r>
+    </w:p>
+    <w:p>
+      <w:pPr>
+        <w:rPr>
+          <w:rFonts w:cs="Arial"/>
+          <w:rtl/>
+        </w:rPr>
+      </w:pPr>
+      <w:r>
+        <w:rPr>
+          <w:rFonts w:cs="Arial"/>
+          <w:rtl/>
+        </w:rPr>
+        <w:drawing>
+          <wp:inline distT="0" distB="0" distL="0" distR="0" wp14:anchorId="746EBD06" wp14:editId="3CB7DB48">
+            <wp:extent cx="5274310" cy="1642745"/>
+            <wp:effectExtent l="0" t="0" r="2540" b="0"/>
+            <wp:docPr id="26" name="תמונה 26"/>
+            <wp:cNvGraphicFramePr>
+              <a:graphicFrameLocks xmlns:a="http://schemas.openxmlformats.org/drawingml/2006/main" noChangeAspect="1"/>
+            </wp:cNvGraphicFramePr>
+            <a:graphic xmlns:a="http://schemas.openxmlformats.org/drawingml/2006/main">
+              <a:graphicData uri="http://schemas.openxmlformats.org/drawingml/2006/picture">
+                <pic:pic xmlns:pic="http://schemas.openxmlformats.org/drawingml/2006/picture">
+                  <pic:nvPicPr>
+                    <pic:cNvPr id="1" name=""/>
+                    <pic:cNvPicPr/>
+                  </pic:nvPicPr>
+                  <pic:blipFill>
+                    <a:blip r:embed="rId28"/>
+                    <a:stretch>
+                      <a:fillRect/>
+                    </a:stretch>
+                  </pic:blipFill>
+                  <pic:spPr>
+                    <a:xfrm>
+                      <a:off x="0" y="0"/>
+                      <a:ext cx="5274310" cy="1642745"/>
+                    </a:xfrm>
+                    <a:prstGeom prst="rect">
+                      <a:avLst/>
+                    </a:prstGeom>
+                  </pic:spPr>
+                </pic:pic>
+              </a:graphicData>
+            </a:graphic>
+          </wp:inline>
+        </w:drawing>
+      </w:r>
+    </w:p>
+    <w:p>
+      <w:pPr>
+        <w:rPr>
+          <w:rFonts w:cs="Arial"/>
+          <w:rtl/>
+        </w:rPr>
+      </w:pPr>
+    </w:p>
+    <w:p>
+      <w:pPr>
+        <w:tabs>
+          <w:tab w:val="left" w:pos="519"/>
+        </w:tabs>
+        <w:rPr>
+          <w:rtl/>
+        </w:rPr>
+      </w:pPr>
+      <w:r>
+        <w:rPr>
+          <w:rtl/>
+        </w:rPr>
+        <w:tab/>
+      </w:r>
+      <w:proofErr w:type="spellStart"/>
+      <w:r>
+        <w:rPr>
+          <w:rFonts w:hint="cs"/>
+          <w:rtl/>
+        </w:rPr>
+        <w:t>עידכנו</w:t>
+      </w:r>
+      <w:proofErr w:type="spellEnd"/>
+      <w:r>
+        <w:rPr>
+          <w:rFonts w:hint="cs"/>
+          <w:rtl/>
+        </w:rPr>
+        <w:t xml:space="preserve"> שני קודים </w:t>
+      </w:r>
+      <w:proofErr w:type="spellStart"/>
+      <w:r>
+        <w:rPr>
+          <w:rFonts w:hint="cs"/>
+          <w:rtl/>
+        </w:rPr>
+        <w:t>אלו,כך</w:t>
+      </w:r>
+      <w:proofErr w:type="spellEnd"/>
+      <w:r>
+        <w:rPr>
+          <w:rFonts w:hint="cs"/>
+          <w:rtl/>
+        </w:rPr>
+        <w:t xml:space="preserve"> שיוכלו לסכום את הקוביות שאנחנו מראים בקוד של </w:t>
+      </w:r>
+      <w:r>
+        <w:rPr>
+          <w:rFonts w:hint="cs"/>
+        </w:rPr>
+        <w:t>VGA</w:t>
+      </w:r>
+      <w:r>
+        <w:rPr>
+          <w:rFonts w:hint="cs"/>
+          <w:rtl/>
+        </w:rPr>
+        <w:t xml:space="preserve"> </w:t>
+      </w:r>
+      <w:proofErr w:type="spellStart"/>
+      <w:r>
+        <w:rPr>
+          <w:rFonts w:hint="cs"/>
+          <w:rtl/>
+        </w:rPr>
+        <w:t>קונטרולר</w:t>
+      </w:r>
+      <w:proofErr w:type="spellEnd"/>
+    </w:p>
+    <w:p>
+      <w:pPr>
+        <w:tabs>
+          <w:tab w:val="left" w:pos="519"/>
+        </w:tabs>
+        <w:rPr>
+          <w:rtl/>
+        </w:rPr>
+      </w:pPr>
+      <w:r>
+        <w:rPr>
+          <w:rFonts w:hint="cs"/>
+          <w:rtl/>
+        </w:rPr>
+        <w:t>עבור שנוכל בה בשלבים הבאים להתחיל לבצע השוואות ביניהם עבור בדיקת והשוואת שינויים</w:t>
+      </w:r>
+    </w:p>
+    <w:p>
+      <w:pPr>
+        <w:tabs>
+          <w:tab w:val="left" w:pos="519"/>
+        </w:tabs>
+        <w:rPr>
+          <w:rtl/>
+        </w:rPr>
+      </w:pPr>
+      <w:r>
+        <w:rPr>
+          <w:rFonts w:hint="cs"/>
+          <w:rtl/>
+        </w:rPr>
+        <w:lastRenderedPageBreak/>
+        <w:t>סיכום:</w:t>
+      </w:r>
+    </w:p>
+    <w:p>
+      <w:pPr>
+        <w:tabs>
+          <w:tab w:val="left" w:pos="519"/>
+        </w:tabs>
+        <w:rPr>
+          <w:rtl/>
+        </w:rPr>
+      </w:pPr>
+      <w:r>
+        <w:rPr>
+          <w:rFonts w:hint="cs"/>
+          <w:rtl/>
+        </w:rPr>
+        <w:t>מה היה לנו היום?</w:t>
+      </w:r>
+      <w:r>
+        <w:rPr>
+          <w:rFonts w:hint="cs"/>
+          <w:rtl/>
+        </w:rPr>
+        <w:t xml:space="preserve">  06.01.2026</w:t>
+      </w:r>
+    </w:p>
+    <w:p>
+      <w:pPr>
+        <w:tabs>
+          <w:tab w:val="left" w:pos="519"/>
+        </w:tabs>
+        <w:rPr>
+          <w:rtl/>
+        </w:rPr>
+      </w:pPr>
+    </w:p>
+    <w:p>
+      <w:pPr>
+        <w:tabs>
+          <w:tab w:val="left" w:pos="519"/>
+        </w:tabs>
+        <w:rPr>
+          <w:rtl/>
+        </w:rPr>
+      </w:pPr>
+      <w:r>
+        <w:rPr>
+          <w:rFonts w:hint="cs"/>
+          <w:rtl/>
+        </w:rPr>
+        <w:t xml:space="preserve">התחלנו מחזרה לקוד הראשון </w:t>
+      </w:r>
+      <w:proofErr w:type="spellStart"/>
+      <w:r>
+        <w:rPr>
+          <w:rFonts w:hint="cs"/>
+          <w:rtl/>
+        </w:rPr>
+        <w:t>הראשון</w:t>
+      </w:r>
+      <w:proofErr w:type="spellEnd"/>
+      <w:r>
+        <w:rPr>
+          <w:rFonts w:hint="cs"/>
+          <w:rtl/>
+        </w:rPr>
+        <w:t xml:space="preserve"> שעבדנו </w:t>
+      </w:r>
+      <w:proofErr w:type="spellStart"/>
+      <w:r>
+        <w:rPr>
+          <w:rFonts w:hint="cs"/>
+          <w:rtl/>
+        </w:rPr>
+        <w:t>איתו,ההוא</w:t>
+      </w:r>
+      <w:proofErr w:type="spellEnd"/>
+      <w:r>
+        <w:rPr>
+          <w:rFonts w:hint="cs"/>
+          <w:rtl/>
+        </w:rPr>
+        <w:t xml:space="preserve"> ללא עיבוד תמונה כלל</w:t>
+      </w:r>
+    </w:p>
+    <w:p>
+      <w:pPr>
+        <w:tabs>
+          <w:tab w:val="left" w:pos="519"/>
+        </w:tabs>
+      </w:pPr>
+      <w:proofErr w:type="spellStart"/>
+      <w:r>
+        <w:rPr>
+          <w:rFonts w:hint="cs"/>
+          <w:rtl/>
+        </w:rPr>
+        <w:t>עידכנו</w:t>
+      </w:r>
+      <w:proofErr w:type="spellEnd"/>
+      <w:r>
+        <w:rPr>
+          <w:rFonts w:hint="cs"/>
+          <w:rtl/>
+        </w:rPr>
+        <w:t xml:space="preserve"> את ה</w:t>
+      </w:r>
+      <w:proofErr w:type="spellStart"/>
+      <w:r>
+        <w:t>ip</w:t>
+      </w:r>
+      <w:proofErr w:type="spellEnd"/>
+      <w:r>
+        <w:rPr>
+          <w:rFonts w:hint="cs"/>
+        </w:rPr>
+        <w:t xml:space="preserve"> </w:t>
+      </w:r>
+      <w:r>
+        <w:t xml:space="preserve"> </w:t>
+      </w:r>
+    </w:p>
+    <w:p>
+      <w:pPr>
+        <w:tabs>
+          <w:tab w:val="left" w:pos="519"/>
+        </w:tabs>
+        <w:rPr>
+          <w:rtl/>
+        </w:rPr>
+      </w:pPr>
+      <w:r>
+        <w:rPr>
+          <w:rFonts w:hint="cs"/>
+          <w:rtl/>
+        </w:rPr>
+        <w:t xml:space="preserve">שלו </w:t>
+      </w:r>
+      <w:proofErr w:type="spellStart"/>
+      <w:r>
+        <w:rPr>
+          <w:rFonts w:hint="cs"/>
+          <w:rtl/>
+        </w:rPr>
+        <w:t>ולשמחתינו</w:t>
+      </w:r>
+      <w:proofErr w:type="spellEnd"/>
+      <w:r>
+        <w:rPr>
+          <w:rFonts w:hint="cs"/>
+          <w:rtl/>
+        </w:rPr>
+        <w:t xml:space="preserve"> הצלחנו סוף סוף לראות תמונה </w:t>
+      </w:r>
+      <w:proofErr w:type="spellStart"/>
+      <w:r>
+        <w:rPr>
+          <w:rFonts w:hint="cs"/>
+          <w:rtl/>
+        </w:rPr>
+        <w:t>רגילה,זהו</w:t>
+      </w:r>
+      <w:proofErr w:type="spellEnd"/>
+      <w:r>
+        <w:rPr>
+          <w:rFonts w:hint="cs"/>
+          <w:rtl/>
+        </w:rPr>
+        <w:t xml:space="preserve"> </w:t>
+      </w:r>
+      <w:r>
+        <w:rPr>
+          <w:rFonts w:hint="cs"/>
+          <w:highlight w:val="yellow"/>
+          <w:rtl/>
+        </w:rPr>
+        <w:t xml:space="preserve">מוגדר </w:t>
+      </w:r>
+      <w:proofErr w:type="spellStart"/>
+      <w:r>
+        <w:rPr>
+          <w:rFonts w:hint="cs"/>
+          <w:highlight w:val="yellow"/>
+          <w:rtl/>
+        </w:rPr>
+        <w:t>כרפרנס</w:t>
+      </w:r>
+      <w:proofErr w:type="spellEnd"/>
+      <w:r>
+        <w:rPr>
+          <w:rFonts w:hint="cs"/>
+          <w:highlight w:val="yellow"/>
+          <w:rtl/>
+        </w:rPr>
+        <w:t xml:space="preserve"> שלנו</w:t>
+      </w:r>
+    </w:p>
+    <w:p>
+      <w:pPr>
+        <w:tabs>
+          <w:tab w:val="left" w:pos="519"/>
+        </w:tabs>
+        <w:rPr>
+          <w:rtl/>
+        </w:rPr>
+      </w:pPr>
+      <w:r>
+        <w:rPr>
+          <w:rFonts w:hint="cs"/>
+          <w:rtl/>
+        </w:rPr>
+        <w:t xml:space="preserve">כעת לאחר </w:t>
+      </w:r>
+      <w:proofErr w:type="spellStart"/>
+      <w:r>
+        <w:rPr>
+          <w:rFonts w:hint="cs"/>
+          <w:rtl/>
+        </w:rPr>
+        <w:t>מכן,עברנו</w:t>
+      </w:r>
+      <w:proofErr w:type="spellEnd"/>
+      <w:r>
+        <w:rPr>
+          <w:rFonts w:hint="cs"/>
+          <w:rtl/>
+        </w:rPr>
+        <w:t xml:space="preserve"> על ה</w:t>
+      </w:r>
+      <w:r>
+        <w:rPr>
+          <w:rFonts w:hint="cs"/>
+        </w:rPr>
+        <w:t>XDC</w:t>
+      </w:r>
+      <w:r>
+        <w:rPr>
+          <w:rFonts w:hint="cs"/>
+          <w:rtl/>
+        </w:rPr>
+        <w:t xml:space="preserve"> </w:t>
+      </w:r>
+      <w:proofErr w:type="spellStart"/>
+      <w:r>
+        <w:rPr>
+          <w:rFonts w:hint="cs"/>
+          <w:rtl/>
+        </w:rPr>
+        <w:t>שוב,הפעם</w:t>
+      </w:r>
+      <w:proofErr w:type="spellEnd"/>
+      <w:r>
+        <w:rPr>
+          <w:rFonts w:hint="cs"/>
+          <w:rtl/>
+        </w:rPr>
+        <w:t xml:space="preserve"> בכדי להבין איך מוגדרים הלחצנים של </w:t>
+      </w:r>
+      <w:proofErr w:type="spellStart"/>
+      <w:r>
+        <w:rPr>
+          <w:rFonts w:hint="cs"/>
+          <w:rtl/>
+        </w:rPr>
+        <w:t>הריסט</w:t>
+      </w:r>
+      <w:proofErr w:type="spellEnd"/>
+    </w:p>
+    <w:p>
+      <w:pPr>
+        <w:tabs>
+          <w:tab w:val="left" w:pos="519"/>
+        </w:tabs>
+        <w:rPr>
+          <w:rtl/>
+        </w:rPr>
+      </w:pPr>
+      <w:r>
+        <w:rPr>
+          <w:rFonts w:hint="cs"/>
+          <w:rtl/>
+        </w:rPr>
+        <w:t xml:space="preserve">ראינו שיש לנו שלושה לחצנים "רכים" </w:t>
+      </w:r>
+      <w:proofErr w:type="spellStart"/>
+      <w:r>
+        <w:rPr>
+          <w:rFonts w:hint="cs"/>
+          <w:rtl/>
+        </w:rPr>
+        <w:t>מוגדרים,האמצעי</w:t>
+      </w:r>
+      <w:proofErr w:type="spellEnd"/>
+      <w:r>
+        <w:rPr>
+          <w:rFonts w:hint="cs"/>
+          <w:rtl/>
+        </w:rPr>
+        <w:t xml:space="preserve"> הוא </w:t>
+      </w:r>
+      <w:proofErr w:type="spellStart"/>
+      <w:r>
+        <w:rPr>
+          <w:rFonts w:hint="cs"/>
+          <w:rtl/>
+        </w:rPr>
+        <w:t>הריסט</w:t>
+      </w:r>
+      <w:proofErr w:type="spellEnd"/>
+      <w:r>
+        <w:rPr>
+          <w:rFonts w:hint="cs"/>
+          <w:rtl/>
+        </w:rPr>
+        <w:t xml:space="preserve"> של כלל </w:t>
+      </w:r>
+      <w:proofErr w:type="spellStart"/>
+      <w:r>
+        <w:rPr>
+          <w:rFonts w:hint="cs"/>
+          <w:rtl/>
+        </w:rPr>
+        <w:t>המערכות,מגניב</w:t>
+      </w:r>
+      <w:proofErr w:type="spellEnd"/>
+    </w:p>
+    <w:p>
+      <w:pPr>
+        <w:tabs>
+          <w:tab w:val="left" w:pos="519"/>
+        </w:tabs>
+        <w:rPr>
+          <w:rtl/>
+        </w:rPr>
+      </w:pPr>
+      <w:r>
+        <w:rPr>
+          <w:rFonts w:hint="cs"/>
+          <w:rtl/>
+        </w:rPr>
+        <w:t>ה</w:t>
+      </w:r>
+      <w:r>
+        <w:rPr>
+          <w:rFonts w:hint="cs"/>
+          <w:rtl/>
+        </w:rPr>
+        <w:t xml:space="preserve">שמאלי הוא של הרעש אני </w:t>
+      </w:r>
+      <w:proofErr w:type="spellStart"/>
+      <w:r>
+        <w:rPr>
+          <w:rFonts w:hint="cs"/>
+          <w:rtl/>
+        </w:rPr>
+        <w:t>חושב,בעצם</w:t>
+      </w:r>
+      <w:proofErr w:type="spellEnd"/>
+      <w:r>
+        <w:rPr>
+          <w:rFonts w:hint="cs"/>
+          <w:rtl/>
+        </w:rPr>
+        <w:t xml:space="preserve"> על ידי מעבר </w:t>
+      </w:r>
+      <w:r>
+        <w:rPr>
+          <w:rFonts w:hint="cs"/>
+        </w:rPr>
+        <w:t>BTN</w:t>
+      </w:r>
+      <w:r>
+        <w:rPr>
+          <w:rFonts w:hint="cs"/>
+          <w:rtl/>
+        </w:rPr>
+        <w:t xml:space="preserve"> </w:t>
+      </w:r>
+      <w:proofErr w:type="spellStart"/>
+      <w:r>
+        <w:rPr>
+          <w:rFonts w:hint="cs"/>
+          <w:rtl/>
+        </w:rPr>
+        <w:t>להאדג,שמפעיל</w:t>
+      </w:r>
+      <w:proofErr w:type="spellEnd"/>
+      <w:r>
+        <w:rPr>
+          <w:rFonts w:hint="cs"/>
+          <w:rtl/>
+        </w:rPr>
+        <w:t xml:space="preserve"> עליו את </w:t>
+      </w:r>
+      <w:proofErr w:type="spellStart"/>
+      <w:r>
+        <w:rPr>
+          <w:rFonts w:hint="cs"/>
+          <w:rtl/>
+        </w:rPr>
+        <w:t>הדיבאונס,כמו</w:t>
+      </w:r>
+      <w:proofErr w:type="spellEnd"/>
+      <w:r>
+        <w:rPr>
+          <w:rFonts w:hint="cs"/>
+          <w:rtl/>
+        </w:rPr>
+        <w:t xml:space="preserve"> כן יש לנו </w:t>
+      </w:r>
+      <w:proofErr w:type="spellStart"/>
+      <w:r>
+        <w:rPr>
+          <w:rFonts w:hint="cs"/>
+          <w:rtl/>
+        </w:rPr>
+        <w:t>אהדג</w:t>
+      </w:r>
+      <w:proofErr w:type="spellEnd"/>
+      <w:r>
+        <w:rPr>
+          <w:rFonts w:hint="cs"/>
+          <w:rtl/>
+        </w:rPr>
+        <w:t xml:space="preserve"> שני שמקבל </w:t>
+      </w:r>
+      <w:r>
+        <w:rPr>
+          <w:rFonts w:hint="cs"/>
+        </w:rPr>
+        <w:t>BTN</w:t>
+      </w:r>
+      <w:r>
+        <w:rPr>
+          <w:rFonts w:hint="cs"/>
+          <w:rtl/>
+        </w:rPr>
+        <w:t xml:space="preserve"> שני מהלחצן הימני שהוא גם מקבל משהו עבור </w:t>
+      </w:r>
+      <w:proofErr w:type="spellStart"/>
+      <w:r>
+        <w:rPr>
+          <w:rFonts w:hint="cs"/>
+          <w:rtl/>
+        </w:rPr>
+        <w:t>המצלמה,דעתי</w:t>
+      </w:r>
+      <w:proofErr w:type="spellEnd"/>
+      <w:r>
+        <w:rPr>
+          <w:rFonts w:hint="cs"/>
+          <w:rtl/>
+        </w:rPr>
+        <w:t xml:space="preserve"> עם אני זוכר </w:t>
+      </w:r>
+      <w:proofErr w:type="spellStart"/>
+      <w:r>
+        <w:rPr>
+          <w:rFonts w:hint="cs"/>
+          <w:rtl/>
+        </w:rPr>
+        <w:t>נכון,זהו</w:t>
+      </w:r>
+      <w:proofErr w:type="spellEnd"/>
+      <w:r>
+        <w:rPr>
+          <w:rFonts w:hint="cs"/>
+          <w:rtl/>
+        </w:rPr>
+        <w:t xml:space="preserve"> הכפתור של הקונפיגורציה או </w:t>
+      </w:r>
+      <w:proofErr w:type="spellStart"/>
+      <w:r>
+        <w:rPr>
+          <w:rFonts w:hint="cs"/>
+          <w:rtl/>
+        </w:rPr>
+        <w:t>משהו..בועל</w:t>
+      </w:r>
+      <w:proofErr w:type="spellEnd"/>
+      <w:r>
+        <w:rPr>
+          <w:rFonts w:hint="cs"/>
+          <w:rtl/>
+        </w:rPr>
+        <w:t xml:space="preserve"> הוא זה שגורם למצלמה להיפתח ולהתחיל לשלוח צילומים</w:t>
+      </w:r>
+    </w:p>
+    <w:p>
+      <w:pPr>
+        <w:tabs>
+          <w:tab w:val="left" w:pos="519"/>
+        </w:tabs>
+        <w:rPr>
+          <w:rtl/>
+        </w:rPr>
+      </w:pPr>
+    </w:p>
+    <w:p>
+      <w:pPr>
+        <w:tabs>
+          <w:tab w:val="left" w:pos="519"/>
+        </w:tabs>
+        <w:rPr>
+          <w:rtl/>
+        </w:rPr>
+      </w:pPr>
+      <w:r>
+        <w:rPr>
+          <w:rFonts w:hint="cs"/>
+          <w:rtl/>
+        </w:rPr>
+        <w:t>לגבי לחצני ה</w:t>
+      </w:r>
+      <w:r>
+        <w:rPr>
+          <w:rFonts w:hint="cs"/>
+        </w:rPr>
+        <w:t>SW</w:t>
+      </w:r>
+      <w:r>
+        <w:rPr>
+          <w:rFonts w:hint="cs"/>
+          <w:rtl/>
+        </w:rPr>
+        <w:t xml:space="preserve">,כרגע רק </w:t>
+      </w:r>
+      <w:r>
+        <w:rPr>
+          <w:rFonts w:hint="cs"/>
+        </w:rPr>
+        <w:t>SW</w:t>
+      </w:r>
+      <w:r>
+        <w:rPr>
+          <w:rFonts w:hint="cs"/>
+          <w:rtl/>
+        </w:rPr>
+        <w:t xml:space="preserve">0 </w:t>
+      </w:r>
+      <w:proofErr w:type="spellStart"/>
+      <w:r>
+        <w:rPr>
+          <w:rFonts w:hint="cs"/>
+          <w:rtl/>
+        </w:rPr>
+        <w:t>פעיל,עבור</w:t>
+      </w:r>
+      <w:proofErr w:type="spellEnd"/>
+      <w:r>
+        <w:rPr>
+          <w:rFonts w:hint="cs"/>
+          <w:rtl/>
+        </w:rPr>
+        <w:t xml:space="preserve"> הפעלה וכיבוי של המסך</w:t>
+      </w:r>
+    </w:p>
+    <w:p>
+      <w:pPr>
+        <w:tabs>
+          <w:tab w:val="left" w:pos="519"/>
+        </w:tabs>
+        <w:rPr>
+          <w:rtl/>
+        </w:rPr>
+      </w:pPr>
+      <w:r>
+        <w:rPr>
+          <w:rFonts w:hint="cs"/>
+          <w:rtl/>
+        </w:rPr>
+        <w:t xml:space="preserve">כמו כן שני </w:t>
+      </w:r>
+      <w:proofErr w:type="spellStart"/>
+      <w:r>
+        <w:rPr>
+          <w:rFonts w:hint="cs"/>
+          <w:rtl/>
+        </w:rPr>
+        <w:t>הלדים</w:t>
+      </w:r>
+      <w:proofErr w:type="spellEnd"/>
+      <w:r>
+        <w:rPr>
+          <w:rFonts w:hint="cs"/>
+          <w:rtl/>
+        </w:rPr>
+        <w:t xml:space="preserve"> הקטנים הימניים </w:t>
+      </w:r>
+      <w:proofErr w:type="spellStart"/>
+      <w:r>
+        <w:rPr>
+          <w:rFonts w:hint="cs"/>
+          <w:rtl/>
+        </w:rPr>
+        <w:t>ביותר,הימני</w:t>
+      </w:r>
+      <w:proofErr w:type="spellEnd"/>
+      <w:r>
+        <w:rPr>
+          <w:rFonts w:hint="cs"/>
+          <w:rtl/>
+        </w:rPr>
+        <w:t xml:space="preserve"> עבור חיבור נדמה לי והשמאלי עבור </w:t>
+      </w:r>
+      <w:proofErr w:type="spellStart"/>
+      <w:r>
+        <w:rPr>
+          <w:rFonts w:hint="cs"/>
+          <w:rtl/>
+        </w:rPr>
+        <w:t>קוניפיגורציה</w:t>
+      </w:r>
+      <w:proofErr w:type="spellEnd"/>
+    </w:p>
+    <w:p>
+      <w:pPr>
+        <w:tabs>
+          <w:tab w:val="left" w:pos="519"/>
+        </w:tabs>
+        <w:rPr>
+          <w:rtl/>
+        </w:rPr>
+      </w:pPr>
+    </w:p>
+    <w:p>
+      <w:pPr>
+        <w:tabs>
+          <w:tab w:val="left" w:pos="519"/>
+        </w:tabs>
+        <w:rPr>
+          <w:rtl/>
+        </w:rPr>
+      </w:pPr>
+      <w:r>
+        <w:rPr>
+          <w:rFonts w:hint="cs"/>
+          <w:rtl/>
+        </w:rPr>
+        <w:t>תחילת עבודה על מיצוע</w:t>
+      </w:r>
+    </w:p>
+    <w:p>
+      <w:pPr>
+        <w:tabs>
+          <w:tab w:val="left" w:pos="519"/>
+        </w:tabs>
+        <w:rPr>
+          <w:rtl/>
+        </w:rPr>
+      </w:pPr>
+      <w:r>
+        <w:rPr>
+          <w:rFonts w:hint="cs"/>
+          <w:rtl/>
+        </w:rPr>
+        <w:t>בנינו רשת ב</w:t>
+      </w:r>
+      <w:r>
+        <w:rPr>
+          <w:rFonts w:hint="cs"/>
+        </w:rPr>
+        <w:t>VGA</w:t>
+      </w:r>
+      <w:r>
+        <w:rPr>
+          <w:rFonts w:hint="cs"/>
+          <w:rtl/>
+        </w:rPr>
+        <w:t xml:space="preserve"> </w:t>
+      </w:r>
+      <w:proofErr w:type="spellStart"/>
+      <w:r>
+        <w:rPr>
+          <w:rFonts w:hint="cs"/>
+          <w:rtl/>
+        </w:rPr>
+        <w:t>קונטרולר</w:t>
+      </w:r>
+      <w:proofErr w:type="spellEnd"/>
+      <w:r>
+        <w:rPr>
+          <w:rFonts w:hint="cs"/>
+          <w:rtl/>
+        </w:rPr>
+        <w:t xml:space="preserve"> שמראה על המסך כל הזמן חלוקה ל8 כפול 6 ריבועים</w:t>
+      </w:r>
+    </w:p>
+    <w:p>
+      <w:pPr>
+        <w:tabs>
+          <w:tab w:val="left" w:pos="519"/>
+        </w:tabs>
+        <w:rPr>
+          <w:rtl/>
+        </w:rPr>
+      </w:pPr>
+    </w:p>
+    <w:p>
+      <w:pPr>
+        <w:tabs>
+          <w:tab w:val="left" w:pos="519"/>
+        </w:tabs>
+        <w:rPr>
+          <w:rtl/>
+        </w:rPr>
+      </w:pPr>
+      <w:proofErr w:type="spellStart"/>
+      <w:r>
+        <w:rPr>
+          <w:rFonts w:hint="cs"/>
+          <w:rtl/>
+        </w:rPr>
+        <w:t>ובקפטור</w:t>
+      </w:r>
+      <w:proofErr w:type="spellEnd"/>
+      <w:r>
+        <w:rPr>
+          <w:rFonts w:hint="cs"/>
+          <w:rtl/>
+        </w:rPr>
+        <w:t xml:space="preserve"> שינינו שני </w:t>
+      </w:r>
+      <w:proofErr w:type="spellStart"/>
+      <w:r>
+        <w:rPr>
+          <w:rFonts w:hint="cs"/>
+          <w:rtl/>
+        </w:rPr>
+        <w:t>קודים,כך</w:t>
+      </w:r>
+      <w:proofErr w:type="spellEnd"/>
+      <w:r>
+        <w:rPr>
+          <w:rFonts w:hint="cs"/>
+          <w:rtl/>
+        </w:rPr>
+        <w:t xml:space="preserve"> שהם יסכמו לנו כל </w:t>
+      </w:r>
+      <w:proofErr w:type="spellStart"/>
+      <w:r>
+        <w:rPr>
+          <w:rFonts w:hint="cs"/>
+          <w:rtl/>
+        </w:rPr>
+        <w:t>קוביה</w:t>
+      </w:r>
+      <w:proofErr w:type="spellEnd"/>
+      <w:r>
+        <w:rPr>
+          <w:rFonts w:hint="cs"/>
+          <w:rtl/>
+        </w:rPr>
+        <w:t xml:space="preserve"> </w:t>
+      </w:r>
+      <w:proofErr w:type="spellStart"/>
+      <w:r>
+        <w:rPr>
+          <w:rFonts w:hint="cs"/>
+          <w:rtl/>
+        </w:rPr>
+        <w:t>וקוביה</w:t>
+      </w:r>
+      <w:proofErr w:type="spellEnd"/>
+      <w:r>
+        <w:rPr>
+          <w:rFonts w:hint="cs"/>
+          <w:rtl/>
+        </w:rPr>
+        <w:t xml:space="preserve"> ויעברו על כל </w:t>
+      </w:r>
+      <w:proofErr w:type="spellStart"/>
+      <w:r>
+        <w:rPr>
+          <w:rFonts w:hint="cs"/>
+          <w:rtl/>
+        </w:rPr>
+        <w:t>המסך,הקודים</w:t>
+      </w:r>
+      <w:proofErr w:type="spellEnd"/>
+      <w:r>
+        <w:rPr>
+          <w:rFonts w:hint="cs"/>
+          <w:rtl/>
+        </w:rPr>
+        <w:t xml:space="preserve"> מצורפים למעלה</w:t>
+      </w:r>
+    </w:p>
+    <w:p>
+      <w:pPr>
+        <w:tabs>
+          <w:tab w:val="left" w:pos="519"/>
+        </w:tabs>
+        <w:rPr>
+          <w:rtl/>
+        </w:rPr>
+      </w:pPr>
+      <w:r>
+        <w:rPr>
+          <w:rFonts w:hint="cs"/>
+          <w:rtl/>
+        </w:rPr>
+        <w:t xml:space="preserve">תודה רבה! </w:t>
+      </w:r>
+      <w:proofErr w:type="spellStart"/>
+      <w:r>
+        <w:rPr>
+          <w:rFonts w:hint="cs"/>
+          <w:rtl/>
+        </w:rPr>
+        <w:t>לילט</w:t>
+      </w:r>
+      <w:proofErr w:type="spellEnd"/>
+    </w:p>
+    <w:p>
+      <w:pPr>
+        <w:tabs>
+          <w:tab w:val="left" w:pos="519"/>
+        </w:tabs>
+        <w:rPr>
+          <w:rFonts w:hint="cs"/>
+          <w:rtl/>
+        </w:rPr>
+      </w:pPr>
+    </w:p>
     <w:sectPr>
       <w:pgSz w:w="11906" w:h="16838"/>
       <w:pgMar w:top="1440" w:right="1800" w:bottom="1440" w:left="1800" w:header="708" w:footer="708" w:gutter="0"/>
@@ -3678,6 +8402,56 @@
     </w:sectPr>
   </w:body>
 </w:document>
+</file>
+
+<file path=word/endnotes.xml><?xml version="1.0" encoding="utf-8"?>
+<w:endnotes xmlns:wpc="http://schemas.microsoft.com/office/word/2010/wordprocessingCanvas" xmlns:cx="http://schemas.microsoft.com/office/drawing/2014/chartex" xmlns:cx1="http://schemas.microsoft.com/office/drawing/2015/9/8/chartex" xmlns:cx2="http://schemas.microsoft.com/office/drawing/2015/10/21/chartex" xmlns:cx3="http://schemas.microsoft.com/office/drawing/2016/5/9/chartex" xmlns:cx4="http://schemas.microsoft.com/office/drawing/2016/5/10/chartex" xmlns:cx5="http://schemas.microsoft.com/office/drawing/2016/5/11/chartex" xmlns:cx6="http://schemas.microsoft.com/office/drawing/2016/5/12/chartex" xmlns:cx7="http://schemas.microsoft.com/office/drawing/2016/5/13/chartex" xmlns:cx8="http://schemas.microsoft.com/office/drawing/2016/5/14/chartex" xmlns:mc="http://schemas.openxmlformats.org/markup-compatibility/2006" xmlns:aink="http://schemas.microsoft.com/office/drawing/2016/ink" xmlns:am3d="http://schemas.microsoft.com/office/drawing/2017/model3d" xmlns:o="urn:schemas-microsoft-com:office:office" xmlns:r="http://schemas.openxmlformats.org/officeDocument/2006/relationships" xmlns:m="http://schemas.openxmlformats.org/officeDocument/2006/math" xmlns:v="urn:schemas-microsoft-com:vml" xmlns:wp14="http://schemas.microsoft.com/office/word/2010/wordprocessingDrawing" xmlns:wp="http://schemas.openxmlformats.org/drawingml/2006/wordprocessingDrawing" xmlns:w10="urn:schemas-microsoft-com:office:word" xmlns:w="http://schemas.openxmlformats.org/wordprocessingml/2006/main" xmlns:w14="http://schemas.microsoft.com/office/word/2010/wordml" xmlns:w15="http://schemas.microsoft.com/office/word/2012/wordml" xmlns:w16cex="http://schemas.microsoft.com/office/word/2018/wordml/cex" xmlns:w16cid="http://schemas.microsoft.com/office/word/2016/wordml/cid" xmlns:w16="http://schemas.microsoft.com/office/word/2018/wordml" xmlns:w16sdtdh="http://schemas.microsoft.com/office/word/2020/wordml/sdtdatahash" xmlns:w16se="http://schemas.microsoft.com/office/word/2015/wordml/symex" xmlns:wpg="http://schemas.microsoft.com/office/word/2010/wordprocessingGroup" xmlns:wpi="http://schemas.microsoft.com/office/word/2010/wordprocessingInk" xmlns:wne="http://schemas.microsoft.com/office/word/2006/wordml" xmlns:wps="http://schemas.microsoft.com/office/word/2010/wordprocessingShape" mc:Ignorable="w14 w15 w16se w16cid w16 w16cex w16sdtdh wp14">
+  <w:endnote w:type="separator" w:id="-1">
+    <w:p>
+      <w:pPr>
+        <w:spacing w:after="0" w:line="240" w:lineRule="auto"/>
+      </w:pPr>
+      <w:r>
+        <w:separator/>
+      </w:r>
+    </w:p>
+  </w:endnote>
+  <w:endnote w:type="continuationSeparator" w:id="0">
+    <w:p>
+      <w:pPr>
+        <w:spacing w:after="0" w:line="240" w:lineRule="auto"/>
+      </w:pPr>
+      <w:r>
+        <w:continuationSeparator/>
+      </w:r>
+    </w:p>
+  </w:endnote>
+</w:endnotes>
+</file>
+
+<file path=word/footnotes.xml><?xml version="1.0" encoding="utf-8"?>
+<w:footnotes xmlns:wpc="http://schemas.microsoft.com/office/word/2010/wordprocessingCanvas" xmlns:cx="http://schemas.microsoft.com/office/drawing/2014/chartex" xmlns:cx1="http://schemas.microsoft.com/office/drawing/2015/9/8/chartex" xmlns:cx2="http://schemas.microsoft.com/office/drawing/2015/10/21/chartex" xmlns:cx3="http://schemas.microsoft.com/office/drawing/2016/5/9/chartex" xmlns:cx4="http://schemas.microsoft.com/office/drawing/2016/5/10/chartex" xmlns:cx5="http://schemas.microsoft.com/office/drawing/2016/5/11/chartex" xmlns:cx6="http://schemas.microsoft.com/office/drawing/2016/5/12/chartex" xmlns:cx7="http://schemas.microsoft.com/office/drawing/2016/5/13/chartex" xmlns:cx8="http://schemas.microsoft.com/office/drawing/2016/5/14/chartex" xmlns:mc="http://schemas.openxmlformats.org/markup-compatibility/2006" xmlns:aink="http://schemas.microsoft.com/office/drawing/2016/ink" xmlns:am3d="http://schemas.microsoft.com/office/drawing/2017/model3d" xmlns:o="urn:schemas-microsoft-com:office:office" xmlns:r="http://schemas.openxmlformats.org/officeDocument/2006/relationships" xmlns:m="http://schemas.openxmlformats.org/officeDocument/2006/math" xmlns:v="urn:schemas-microsoft-com:vml" xmlns:wp14="http://schemas.microsoft.com/office/word/2010/wordprocessingDrawing" xmlns:wp="http://schemas.openxmlformats.org/drawingml/2006/wordprocessingDrawing" xmlns:w10="urn:schemas-microsoft-com:office:word" xmlns:w="http://schemas.openxmlformats.org/wordprocessingml/2006/main" xmlns:w14="http://schemas.microsoft.com/office/word/2010/wordml" xmlns:w15="http://schemas.microsoft.com/office/word/2012/wordml" xmlns:w16cex="http://schemas.microsoft.com/office/word/2018/wordml/cex" xmlns:w16cid="http://schemas.microsoft.com/office/word/2016/wordml/cid" xmlns:w16="http://schemas.microsoft.com/office/word/2018/wordml" xmlns:w16sdtdh="http://schemas.microsoft.com/office/word/2020/wordml/sdtdatahash" xmlns:w16se="http://schemas.microsoft.com/office/word/2015/wordml/symex" xmlns:wpg="http://schemas.microsoft.com/office/word/2010/wordprocessingGroup" xmlns:wpi="http://schemas.microsoft.com/office/word/2010/wordprocessingInk" xmlns:wne="http://schemas.microsoft.com/office/word/2006/wordml" xmlns:wps="http://schemas.microsoft.com/office/word/2010/wordprocessingShape" mc:Ignorable="w14 w15 w16se w16cid w16 w16cex w16sdtdh wp14">
+  <w:footnote w:type="separator" w:id="-1">
+    <w:p>
+      <w:pPr>
+        <w:spacing w:after="0" w:line="240" w:lineRule="auto"/>
+      </w:pPr>
+      <w:r>
+        <w:separator/>
+      </w:r>
+    </w:p>
+  </w:footnote>
+  <w:footnote w:type="continuationSeparator" w:id="0">
+    <w:p>
+      <w:pPr>
+        <w:spacing w:after="0" w:line="240" w:lineRule="auto"/>
+      </w:pPr>
+      <w:r>
+        <w:continuationSeparator/>
+      </w:r>
+    </w:p>
+  </w:footnote>
+</w:footnotes>
 </file>
 
 <file path=word/styles.xml><?xml version="1.0" encoding="utf-8"?>
@@ -4156,6 +8930,50 @@
       <w:shd w:val="clear" w:color="auto" w:fill="E1DFDD"/>
     </w:rPr>
   </w:style>
+  <w:style w:type="paragraph" w:styleId="a5">
+    <w:name w:val="header"/>
+    <w:basedOn w:val="a"/>
+    <w:link w:val="a6"/>
+    <w:uiPriority w:val="99"/>
+    <w:unhideWhenUsed/>
+    <w:rsid w:val="00C4001B"/>
+    <w:pPr>
+      <w:tabs>
+        <w:tab w:val="center" w:pos="4153"/>
+        <w:tab w:val="right" w:pos="8306"/>
+      </w:tabs>
+      <w:spacing w:after="0" w:line="240" w:lineRule="auto"/>
+    </w:pPr>
+  </w:style>
+  <w:style w:type="character" w:customStyle="1" w:styleId="a6">
+    <w:name w:val="כותרת עליונה תו"/>
+    <w:basedOn w:val="a0"/>
+    <w:link w:val="a5"/>
+    <w:uiPriority w:val="99"/>
+    <w:rsid w:val="00C4001B"/>
+  </w:style>
+  <w:style w:type="paragraph" w:styleId="a7">
+    <w:name w:val="footer"/>
+    <w:basedOn w:val="a"/>
+    <w:link w:val="a8"/>
+    <w:uiPriority w:val="99"/>
+    <w:unhideWhenUsed/>
+    <w:rsid w:val="00C4001B"/>
+    <w:pPr>
+      <w:tabs>
+        <w:tab w:val="center" w:pos="4153"/>
+        <w:tab w:val="right" w:pos="8306"/>
+      </w:tabs>
+      <w:spacing w:after="0" w:line="240" w:lineRule="auto"/>
+    </w:pPr>
+  </w:style>
+  <w:style w:type="character" w:customStyle="1" w:styleId="a8">
+    <w:name w:val="כותרת תחתונה תו"/>
+    <w:basedOn w:val="a0"/>
+    <w:link w:val="a7"/>
+    <w:uiPriority w:val="99"/>
+    <w:rsid w:val="00C4001B"/>
+  </w:style>
 </w:styles>
 </file>
 
